--- a/lessons/8-2/downloads/reveal/teacher/8.2-session-1-prerequisite-practice-b.docx
+++ b/lessons/8-2/downloads/reveal/teacher/8.2-session-1-prerequisite-practice-b.docx
@@ -15,10 +15,28 @@
         <w:rPr>
           <w:rFonts w:ascii="Avenir Next" w:hAnsi="Avenir Next" w:cs="Avenir Next" w:eastAsia="Avenir Next"/>
           <w:color w:val="1A1A1A"/>
+          <w:sz w:val="22"/>
+          <w:szCs w:val="20"/>
+        </w:rPr>
+        <w:t xml:space="preserve">Name</w:t>
+      </w:r>
+      <w:r>
+        <w:rPr>
+          <w:rFonts w:ascii="Avenir Next" w:hAnsi="Avenir Next" w:cs="Avenir Next" w:eastAsia="Avenir Next"/>
+          <w:color w:val="1A1A1A"/>
           <w:sz w:val="20"/>
           <w:szCs w:val="20"/>
         </w:rPr>
-        <w:t xml:space="preserve">Name</w:t>
+        <w:tab/>
+      </w:r>
+      <w:r>
+        <w:rPr>
+          <w:rFonts w:ascii="Avenir Next" w:hAnsi="Avenir Next" w:cs="Avenir Next" w:eastAsia="Avenir Next"/>
+          <w:color w:val="1A1A1A"/>
+          <w:sz w:val="22"/>
+          <w:szCs w:val="20"/>
+        </w:rPr>
+        <w:t xml:space="preserve">   Date</w:t>
       </w:r>
       <w:r>
         <w:rPr>
@@ -33,25 +51,7 @@
         <w:rPr>
           <w:rFonts w:ascii="Avenir Next" w:hAnsi="Avenir Next" w:cs="Avenir Next" w:eastAsia="Avenir Next"/>
           <w:color w:val="1A1A1A"/>
-          <w:sz w:val="20"/>
-          <w:szCs w:val="20"/>
-        </w:rPr>
-        <w:t xml:space="preserve">   Date</w:t>
-      </w:r>
-      <w:r>
-        <w:rPr>
-          <w:rFonts w:ascii="Avenir Next" w:hAnsi="Avenir Next" w:cs="Avenir Next" w:eastAsia="Avenir Next"/>
-          <w:color w:val="1A1A1A"/>
-          <w:sz w:val="20"/>
-          <w:szCs w:val="20"/>
-        </w:rPr>
-        <w:tab/>
-      </w:r>
-      <w:r>
-        <w:rPr>
-          <w:rFonts w:ascii="Avenir Next" w:hAnsi="Avenir Next" w:cs="Avenir Next" w:eastAsia="Avenir Next"/>
-          <w:color w:val="1A1A1A"/>
-          <w:sz w:val="20"/>
+          <w:sz w:val="22"/>
           <w:szCs w:val="20"/>
         </w:rPr>
         <w:t xml:space="preserve">   Period</w:t>
@@ -78,7 +78,7 @@
           <w:caps/>
           <w:color w:val="003A70"/>
           <w:spacing w:val="12"/>
-          <w:sz w:val="19"/>
+          <w:sz w:val="22"/>
           <w:szCs w:val="19"/>
         </w:rPr>
         <w:t xml:space="preserve">Lesson 8-2  ·  Session 1  ·  Prerequisite Practice B  ·  Skill 1 of 2</w:t>
@@ -86,6 +86,7 @@
     </w:p>
     <w:p>
       <w:pPr>
+        <w:pStyle w:val="Heading1"/>
         <w:keepNext/>
         <w:spacing w:before="0" w:after="10" w:line="240" w:lineRule="auto"/>
       </w:pPr>
@@ -111,7 +112,7 @@
         <w:rPr>
           <w:rFonts w:ascii="Avenir Next" w:hAnsi="Avenir Next" w:cs="Avenir Next" w:eastAsia="Avenir Next"/>
           <w:color w:val="5A5F66"/>
-          <w:sz w:val="17"/>
+          <w:sz w:val="22"/>
           <w:szCs w:val="17"/>
         </w:rPr>
         <w:t xml:space="preserve">Builds on Lesson 8-1 Session 1 · 6.EE.B.5</w:t>
@@ -154,6 +155,7 @@
           </w:tcPr>
           <w:p>
             <w:pPr>
+              <w:pStyle w:val="Heading2"/>
               <w:spacing w:before="0" w:after="0" w:line="252" w:lineRule="auto"/>
             </w:pPr>
             <w:r>
@@ -183,7 +185,7 @@
               <w:rPr>
                 <w:rFonts w:ascii="Avenir Next" w:hAnsi="Avenir Next" w:cs="Avenir Next" w:eastAsia="Avenir Next"/>
                 <w:color w:val="1A1A1A"/>
-                <w:sz w:val="20"/>
+                <w:sz w:val="22"/>
                 <w:szCs w:val="20"/>
               </w:rPr>
               <w:t xml:space="preserve">After you solve </w:t>
@@ -193,7 +195,7 @@
                 <w:rFonts w:ascii="Avenir Next" w:hAnsi="Avenir Next" w:cs="Avenir Next" w:eastAsia="Avenir Next"/>
                 <w:i/>
                 <w:color w:val="1A1A1A"/>
-                <w:sz w:val="20"/>
+                <w:sz w:val="22"/>
                 <w:szCs w:val="20"/>
               </w:rPr>
               <w:t xml:space="preserve">d</w:t>
@@ -202,7 +204,7 @@
               <w:rPr>
                 <w:rFonts w:ascii="Avenir Next" w:hAnsi="Avenir Next" w:cs="Avenir Next" w:eastAsia="Avenir Next"/>
                 <w:color w:val="1A1A1A"/>
-                <w:sz w:val="20"/>
+                <w:sz w:val="22"/>
                 <w:szCs w:val="20"/>
               </w:rPr>
               <w:t xml:space="preserve"> + 16 = 73, you check </w:t>
@@ -212,7 +214,7 @@
                 <w:rFonts w:ascii="Avenir Next" w:hAnsi="Avenir Next" w:cs="Avenir Next" w:eastAsia="Avenir Next"/>
                 <w:i/>
                 <w:color w:val="1A1A1A"/>
-                <w:sz w:val="20"/>
+                <w:sz w:val="22"/>
                 <w:szCs w:val="20"/>
               </w:rPr>
               <w:t xml:space="preserve">d</w:t>
@@ -221,7 +223,7 @@
               <w:rPr>
                 <w:rFonts w:ascii="Avenir Next" w:hAnsi="Avenir Next" w:cs="Avenir Next" w:eastAsia="Avenir Next"/>
                 <w:color w:val="1A1A1A"/>
-                <w:sz w:val="20"/>
+                <w:sz w:val="22"/>
                 <w:szCs w:val="20"/>
               </w:rPr>
               <w:t xml:space="preserve"> = 57.</w:t>
@@ -241,6 +243,7 @@
           </w:tcPr>
           <w:p>
             <w:pPr>
+              <w:pStyle w:val="Heading2"/>
               <w:spacing w:before="0" w:after="0" w:line="252" w:lineRule="auto"/>
             </w:pPr>
             <w:r>
@@ -270,7 +273,7 @@
               <w:rPr>
                 <w:rFonts w:ascii="Avenir Next" w:hAnsi="Avenir Next" w:cs="Avenir Next" w:eastAsia="Avenir Next"/>
                 <w:color w:val="1A1A1A"/>
-                <w:sz w:val="20"/>
+                <w:sz w:val="22"/>
                 <w:szCs w:val="20"/>
               </w:rPr>
               <w:t xml:space="preserve">Put a value into an equation and check it, like </w:t>
@@ -280,7 +283,7 @@
                 <w:rFonts w:ascii="Avenir Next" w:hAnsi="Avenir Next" w:cs="Avenir Next" w:eastAsia="Avenir Next"/>
                 <w:i/>
                 <w:color w:val="1A1A1A"/>
-                <w:sz w:val="20"/>
+                <w:sz w:val="22"/>
                 <w:szCs w:val="20"/>
               </w:rPr>
               <w:t xml:space="preserve">d</w:t>
@@ -289,7 +292,7 @@
               <w:rPr>
                 <w:rFonts w:ascii="Avenir Next" w:hAnsi="Avenir Next" w:cs="Avenir Next" w:eastAsia="Avenir Next"/>
                 <w:color w:val="1A1A1A"/>
-                <w:sz w:val="20"/>
+                <w:sz w:val="22"/>
                 <w:szCs w:val="20"/>
               </w:rPr>
               <w:t xml:space="preserve"> = 57 in </w:t>
@@ -299,7 +302,7 @@
                 <w:rFonts w:ascii="Avenir Next" w:hAnsi="Avenir Next" w:cs="Avenir Next" w:eastAsia="Avenir Next"/>
                 <w:i/>
                 <w:color w:val="1A1A1A"/>
-                <w:sz w:val="20"/>
+                <w:sz w:val="22"/>
                 <w:szCs w:val="20"/>
               </w:rPr>
               <w:t xml:space="preserve">d</w:t>
@@ -308,7 +311,7 @@
               <w:rPr>
                 <w:rFonts w:ascii="Avenir Next" w:hAnsi="Avenir Next" w:cs="Avenir Next" w:eastAsia="Avenir Next"/>
                 <w:color w:val="1A1A1A"/>
-                <w:sz w:val="20"/>
+                <w:sz w:val="22"/>
                 <w:szCs w:val="20"/>
               </w:rPr>
               <w:t xml:space="preserve"> + 16 = 73.  </w:t>
@@ -318,7 +321,7 @@
                 <w:rFonts w:ascii="Avenir Next" w:hAnsi="Avenir Next" w:cs="Avenir Next" w:eastAsia="Avenir Next"/>
                 <w:b/>
                 <w:color w:val="1A1A1A"/>
-                <w:sz w:val="20"/>
+                <w:sz w:val="22"/>
                 <w:szCs w:val="20"/>
               </w:rPr>
               <w:t xml:space="preserve">You will use it in Practice Form A, problems 5 and 7.</w:t>
@@ -329,6 +332,7 @@
     </w:tbl>
     <w:p>
       <w:pPr>
+        <w:pStyle w:val="Heading2"/>
         <w:keepNext/>
         <w:pBdr>
           <w:bottom w:val="single" w:sz="8" w:space="3" w:color="003A70"/>
@@ -344,7 +348,7 @@
           <w:b/>
           <w:color w:val="003A70"/>
           <w:spacing w:val="14"/>
-          <w:sz w:val="19"/>
+          <w:sz w:val="22"/>
           <w:szCs w:val="19"/>
         </w:rPr>
         <w:t xml:space="preserve">STEPS TO FOLLOW</w:t>
@@ -363,7 +367,7 @@
           <w:rFonts w:ascii="Avenir Next" w:hAnsi="Avenir Next" w:cs="Avenir Next" w:eastAsia="Avenir Next"/>
           <w:i/>
           <w:color w:val="5A5F66"/>
-          <w:sz w:val="17"/>
+          <w:sz w:val="22"/>
           <w:szCs w:val="17"/>
         </w:rPr>
         <w:t xml:space="preserve">use these same steps on every problem</w:t>
@@ -405,6 +409,7 @@
           </w:tcPr>
           <w:p>
             <w:pPr>
+              <w:pStyle w:val="Heading1"/>
               <w:spacing w:before="0" w:after="0" w:line="240" w:lineRule="auto"/>
               <w:jc w:val="center"/>
             </w:pPr>
@@ -434,7 +439,7 @@
                 <w:rFonts w:ascii="Avenir Next" w:hAnsi="Avenir Next" w:cs="Avenir Next" w:eastAsia="Avenir Next"/>
                 <w:b/>
                 <w:color w:val="1A1A1A"/>
-                <w:sz w:val="21"/>
+                <w:sz w:val="22"/>
                 <w:szCs w:val="21"/>
               </w:rPr>
               <w:t xml:space="preserve">Replace</w:t>
@@ -443,7 +448,7 @@
               <w:rPr>
                 <w:rFonts w:ascii="Avenir Next" w:hAnsi="Avenir Next" w:cs="Avenir Next" w:eastAsia="Avenir Next"/>
                 <w:color w:val="1A1A1A"/>
-                <w:sz w:val="21"/>
+                <w:sz w:val="22"/>
                 <w:szCs w:val="21"/>
               </w:rPr>
               <w:t xml:space="preserve"> the letter with the value.</w:t>
@@ -462,6 +467,7 @@
           </w:tcPr>
           <w:p>
             <w:pPr>
+              <w:pStyle w:val="Heading1"/>
               <w:spacing w:before="0" w:after="0" w:line="240" w:lineRule="auto"/>
               <w:jc w:val="center"/>
             </w:pPr>
@@ -491,7 +497,7 @@
                 <w:rFonts w:ascii="Avenir Next" w:hAnsi="Avenir Next" w:cs="Avenir Next" w:eastAsia="Avenir Next"/>
                 <w:b/>
                 <w:color w:val="1A1A1A"/>
-                <w:sz w:val="21"/>
+                <w:sz w:val="22"/>
                 <w:szCs w:val="21"/>
               </w:rPr>
               <w:t xml:space="preserve">Evaluate</w:t>
@@ -500,7 +506,7 @@
               <w:rPr>
                 <w:rFonts w:ascii="Avenir Next" w:hAnsi="Avenir Next" w:cs="Avenir Next" w:eastAsia="Avenir Next"/>
                 <w:color w:val="1A1A1A"/>
-                <w:sz w:val="21"/>
+                <w:sz w:val="22"/>
                 <w:szCs w:val="21"/>
               </w:rPr>
               <w:t xml:space="preserve"> the side with the letter.</w:t>
@@ -519,6 +525,7 @@
           </w:tcPr>
           <w:p>
             <w:pPr>
+              <w:pStyle w:val="Heading1"/>
               <w:spacing w:before="0" w:after="0" w:line="240" w:lineRule="auto"/>
               <w:jc w:val="center"/>
             </w:pPr>
@@ -548,7 +555,7 @@
                 <w:rFonts w:ascii="Avenir Next" w:hAnsi="Avenir Next" w:cs="Avenir Next" w:eastAsia="Avenir Next"/>
                 <w:b/>
                 <w:color w:val="1A1A1A"/>
-                <w:sz w:val="21"/>
+                <w:sz w:val="22"/>
                 <w:szCs w:val="21"/>
               </w:rPr>
               <w:t xml:space="preserve">Compare</w:t>
@@ -557,7 +564,7 @@
               <w:rPr>
                 <w:rFonts w:ascii="Avenir Next" w:hAnsi="Avenir Next" w:cs="Avenir Next" w:eastAsia="Avenir Next"/>
                 <w:color w:val="1A1A1A"/>
-                <w:sz w:val="21"/>
+                <w:sz w:val="22"/>
                 <w:szCs w:val="21"/>
               </w:rPr>
               <w:t xml:space="preserve"> to the other side. Equal means it is the solution.</w:t>
@@ -568,6 +575,7 @@
     </w:tbl>
     <w:p>
       <w:pPr>
+        <w:pStyle w:val="Heading2"/>
         <w:keepNext/>
         <w:pBdr>
           <w:bottom w:val="single" w:sz="8" w:space="3" w:color="003A70"/>
@@ -583,7 +591,7 @@
           <w:b/>
           <w:color w:val="003A70"/>
           <w:spacing w:val="14"/>
-          <w:sz w:val="19"/>
+          <w:sz w:val="22"/>
           <w:szCs w:val="19"/>
         </w:rPr>
         <w:t xml:space="preserve">WATCH ME</w:t>
@@ -602,7 +610,7 @@
           <w:rFonts w:ascii="Avenir Next" w:hAnsi="Avenir Next" w:cs="Avenir Next" w:eastAsia="Avenir Next"/>
           <w:i/>
           <w:color w:val="5A5F66"/>
-          <w:sz w:val="17"/>
+          <w:sz w:val="22"/>
           <w:szCs w:val="17"/>
         </w:rPr>
         <w:t xml:space="preserve">the steps in action</w:t>
@@ -617,7 +625,7 @@
           <w:rFonts w:ascii="Avenir Next" w:hAnsi="Avenir Next" w:cs="Avenir Next" w:eastAsia="Avenir Next"/>
           <w:b/>
           <w:color w:val="1A1A1A"/>
-          <w:sz w:val="21"/>
+          <w:sz w:val="22"/>
           <w:szCs w:val="21"/>
         </w:rPr>
         <w:t xml:space="preserve">Check </w:t>
@@ -628,7 +636,7 @@
           <w:b/>
           <w:i/>
           <w:color w:val="1A1A1A"/>
-          <w:sz w:val="21"/>
+          <w:sz w:val="22"/>
           <w:szCs w:val="21"/>
         </w:rPr>
         <w:t xml:space="preserve">d</w:t>
@@ -638,7 +646,7 @@
           <w:rFonts w:ascii="Avenir Next" w:hAnsi="Avenir Next" w:cs="Avenir Next" w:eastAsia="Avenir Next"/>
           <w:b/>
           <w:color w:val="1A1A1A"/>
-          <w:sz w:val="21"/>
+          <w:sz w:val="22"/>
           <w:szCs w:val="21"/>
         </w:rPr>
         <w:t xml:space="preserve"> = 57 in </w:t>
@@ -649,7 +657,7 @@
           <w:b/>
           <w:i/>
           <w:color w:val="1A1A1A"/>
-          <w:sz w:val="21"/>
+          <w:sz w:val="22"/>
           <w:szCs w:val="21"/>
         </w:rPr>
         <w:t xml:space="preserve">d</w:t>
@@ -659,7 +667,7 @@
           <w:rFonts w:ascii="Avenir Next" w:hAnsi="Avenir Next" w:cs="Avenir Next" w:eastAsia="Avenir Next"/>
           <w:b/>
           <w:color w:val="1A1A1A"/>
-          <w:sz w:val="21"/>
+          <w:sz w:val="22"/>
           <w:szCs w:val="21"/>
         </w:rPr>
         <w:t xml:space="preserve"> + 16 = 73.</w:t>
@@ -678,25 +686,25 @@
           <w:rFonts w:ascii="Avenir Next" w:hAnsi="Avenir Next" w:cs="Avenir Next" w:eastAsia="Avenir Next"/>
           <w:b/>
           <w:color w:val="003A70"/>
+          <w:sz w:val="22"/>
+          <w:szCs w:val="19"/>
+        </w:rPr>
+        <w:t xml:space="preserve">Step 1</w:t>
+      </w:r>
+      <w:r>
+        <w:rPr>
+          <w:rFonts w:ascii="Avenir Next" w:hAnsi="Avenir Next" w:cs="Avenir Next" w:eastAsia="Avenir Next"/>
+          <w:color w:val="1A1A1A"/>
           <w:sz w:val="19"/>
           <w:szCs w:val="19"/>
         </w:rPr>
-        <w:t xml:space="preserve">Step 1</w:t>
-      </w:r>
-      <w:r>
-        <w:rPr>
-          <w:rFonts w:ascii="Avenir Next" w:hAnsi="Avenir Next" w:cs="Avenir Next" w:eastAsia="Avenir Next"/>
-          <w:color w:val="1A1A1A"/>
-          <w:sz w:val="19"/>
-          <w:szCs w:val="19"/>
-        </w:rPr>
         <w:tab/>
       </w:r>
       <w:r>
         <w:rPr>
           <w:rFonts w:ascii="Avenir Next" w:hAnsi="Avenir Next" w:cs="Avenir Next" w:eastAsia="Avenir Next"/>
           <w:color w:val="1A1A1A"/>
-          <w:sz w:val="21"/>
+          <w:sz w:val="22"/>
           <w:szCs w:val="21"/>
         </w:rPr>
         <w:t xml:space="preserve">57 + 16.</w:t>
@@ -715,25 +723,25 @@
           <w:rFonts w:ascii="Avenir Next" w:hAnsi="Avenir Next" w:cs="Avenir Next" w:eastAsia="Avenir Next"/>
           <w:b/>
           <w:color w:val="003A70"/>
+          <w:sz w:val="22"/>
+          <w:szCs w:val="19"/>
+        </w:rPr>
+        <w:t xml:space="preserve">Step 2</w:t>
+      </w:r>
+      <w:r>
+        <w:rPr>
+          <w:rFonts w:ascii="Avenir Next" w:hAnsi="Avenir Next" w:cs="Avenir Next" w:eastAsia="Avenir Next"/>
+          <w:color w:val="1A1A1A"/>
           <w:sz w:val="19"/>
           <w:szCs w:val="19"/>
         </w:rPr>
-        <w:t xml:space="preserve">Step 2</w:t>
-      </w:r>
-      <w:r>
-        <w:rPr>
-          <w:rFonts w:ascii="Avenir Next" w:hAnsi="Avenir Next" w:cs="Avenir Next" w:eastAsia="Avenir Next"/>
-          <w:color w:val="1A1A1A"/>
-          <w:sz w:val="19"/>
-          <w:szCs w:val="19"/>
-        </w:rPr>
         <w:tab/>
       </w:r>
       <w:r>
         <w:rPr>
           <w:rFonts w:ascii="Avenir Next" w:hAnsi="Avenir Next" w:cs="Avenir Next" w:eastAsia="Avenir Next"/>
           <w:color w:val="1A1A1A"/>
-          <w:sz w:val="21"/>
+          <w:sz w:val="22"/>
           <w:szCs w:val="21"/>
         </w:rPr>
         <w:t xml:space="preserve">57 + 16 = 73.</w:t>
@@ -752,25 +760,25 @@
           <w:rFonts w:ascii="Avenir Next" w:hAnsi="Avenir Next" w:cs="Avenir Next" w:eastAsia="Avenir Next"/>
           <w:b/>
           <w:color w:val="003A70"/>
+          <w:sz w:val="22"/>
+          <w:szCs w:val="19"/>
+        </w:rPr>
+        <w:t xml:space="preserve">Step 3</w:t>
+      </w:r>
+      <w:r>
+        <w:rPr>
+          <w:rFonts w:ascii="Avenir Next" w:hAnsi="Avenir Next" w:cs="Avenir Next" w:eastAsia="Avenir Next"/>
+          <w:color w:val="1A1A1A"/>
           <w:sz w:val="19"/>
           <w:szCs w:val="19"/>
         </w:rPr>
-        <w:t xml:space="preserve">Step 3</w:t>
-      </w:r>
-      <w:r>
-        <w:rPr>
-          <w:rFonts w:ascii="Avenir Next" w:hAnsi="Avenir Next" w:cs="Avenir Next" w:eastAsia="Avenir Next"/>
-          <w:color w:val="1A1A1A"/>
-          <w:sz w:val="19"/>
-          <w:szCs w:val="19"/>
-        </w:rPr>
         <w:tab/>
       </w:r>
       <w:r>
         <w:rPr>
           <w:rFonts w:ascii="Avenir Next" w:hAnsi="Avenir Next" w:cs="Avenir Next" w:eastAsia="Avenir Next"/>
           <w:color w:val="1A1A1A"/>
-          <w:sz w:val="21"/>
+          <w:sz w:val="22"/>
           <w:szCs w:val="21"/>
         </w:rPr>
         <w:t xml:space="preserve">73 = 73. Yes, it is the solution.</w:t>
@@ -789,18 +797,18 @@
           <w:rFonts w:ascii="Avenir Next" w:hAnsi="Avenir Next" w:cs="Avenir Next" w:eastAsia="Avenir Next"/>
           <w:b/>
           <w:color w:val="1A1A1A"/>
+          <w:sz w:val="22"/>
+          <w:szCs w:val="21"/>
+        </w:rPr>
+        <w:t xml:space="preserve">Answer</w:t>
+      </w:r>
+      <w:r>
+        <w:rPr>
+          <w:rFonts w:ascii="Avenir Next" w:hAnsi="Avenir Next" w:cs="Avenir Next" w:eastAsia="Avenir Next"/>
+          <w:color w:val="1A1A1A"/>
           <w:sz w:val="21"/>
           <w:szCs w:val="21"/>
         </w:rPr>
-        <w:t xml:space="preserve">Answer</w:t>
-      </w:r>
-      <w:r>
-        <w:rPr>
-          <w:rFonts w:ascii="Avenir Next" w:hAnsi="Avenir Next" w:cs="Avenir Next" w:eastAsia="Avenir Next"/>
-          <w:color w:val="1A1A1A"/>
-          <w:sz w:val="21"/>
-          <w:szCs w:val="21"/>
-        </w:rPr>
         <w:tab/>
       </w:r>
       <w:r>
@@ -808,7 +816,7 @@
           <w:rFonts w:ascii="Avenir Next" w:hAnsi="Avenir Next" w:cs="Avenir Next" w:eastAsia="Avenir Next"/>
           <w:b/>
           <w:color w:val="1A1A1A"/>
-          <w:sz w:val="21"/>
+          <w:sz w:val="22"/>
           <w:szCs w:val="21"/>
         </w:rPr>
         <w:t xml:space="preserve">Yes</w:t>
@@ -816,6 +824,7 @@
     </w:p>
     <w:p>
       <w:pPr>
+        <w:pStyle w:val="Heading2"/>
         <w:keepNext/>
         <w:pBdr>
           <w:bottom w:val="single" w:sz="8" w:space="3" w:color="003A70"/>
@@ -831,7 +840,7 @@
           <w:b/>
           <w:color w:val="003A70"/>
           <w:spacing w:val="14"/>
-          <w:sz w:val="19"/>
+          <w:sz w:val="22"/>
           <w:szCs w:val="19"/>
         </w:rPr>
         <w:t xml:space="preserve">TRY IT WITH HELP</w:t>
@@ -850,7 +859,7 @@
           <w:rFonts w:ascii="Avenir Next" w:hAnsi="Avenir Next" w:cs="Avenir Next" w:eastAsia="Avenir Next"/>
           <w:i/>
           <w:color w:val="5A5F66"/>
-          <w:sz w:val="17"/>
+          <w:sz w:val="22"/>
           <w:szCs w:val="17"/>
         </w:rPr>
         <w:t xml:space="preserve">fill in each step</w:t>
@@ -946,18 +955,18 @@
           <w:rFonts w:ascii="Avenir Next" w:hAnsi="Avenir Next" w:cs="Avenir Next" w:eastAsia="Avenir Next"/>
           <w:b/>
           <w:color w:val="003A70"/>
+          <w:sz w:val="22"/>
+          <w:szCs w:val="18"/>
+        </w:rPr>
+        <w:t xml:space="preserve">Step 1</w:t>
+      </w:r>
+      <w:r>
+        <w:rPr>
+          <w:rFonts w:ascii="Avenir Next" w:hAnsi="Avenir Next" w:cs="Avenir Next" w:eastAsia="Avenir Next"/>
+          <w:color w:val="1A1A1A"/>
           <w:sz w:val="18"/>
           <w:szCs w:val="18"/>
         </w:rPr>
-        <w:t xml:space="preserve">Step 1</w:t>
-      </w:r>
-      <w:r>
-        <w:rPr>
-          <w:rFonts w:ascii="Avenir Next" w:hAnsi="Avenir Next" w:cs="Avenir Next" w:eastAsia="Avenir Next"/>
-          <w:color w:val="1A1A1A"/>
-          <w:sz w:val="18"/>
-          <w:szCs w:val="18"/>
-        </w:rPr>
         <w:tab/>
       </w:r>
       <w:r>
@@ -974,7 +983,7 @@
         <w:rPr>
           <w:rFonts w:ascii="Avenir Next" w:hAnsi="Avenir Next" w:cs="Avenir Next" w:eastAsia="Avenir Next"/>
           <w:color w:val="1A1A1A"/>
-          <w:sz w:val="21"/>
+          <w:sz w:val="22"/>
           <w:szCs w:val="21"/>
         </w:rPr>
         <w:t xml:space="preserve"> + 14</w:t>
@@ -994,25 +1003,25 @@
           <w:rFonts w:ascii="Avenir Next" w:hAnsi="Avenir Next" w:cs="Avenir Next" w:eastAsia="Avenir Next"/>
           <w:b/>
           <w:color w:val="003A70"/>
+          <w:sz w:val="22"/>
+          <w:szCs w:val="18"/>
+        </w:rPr>
+        <w:t xml:space="preserve">Step 2</w:t>
+      </w:r>
+      <w:r>
+        <w:rPr>
+          <w:rFonts w:ascii="Avenir Next" w:hAnsi="Avenir Next" w:cs="Avenir Next" w:eastAsia="Avenir Next"/>
+          <w:color w:val="1A1A1A"/>
           <w:sz w:val="18"/>
           <w:szCs w:val="18"/>
         </w:rPr>
-        <w:t xml:space="preserve">Step 2</w:t>
-      </w:r>
-      <w:r>
-        <w:rPr>
-          <w:rFonts w:ascii="Avenir Next" w:hAnsi="Avenir Next" w:cs="Avenir Next" w:eastAsia="Avenir Next"/>
-          <w:color w:val="1A1A1A"/>
-          <w:sz w:val="18"/>
-          <w:szCs w:val="18"/>
-        </w:rPr>
         <w:tab/>
       </w:r>
       <w:r>
         <w:rPr>
           <w:rFonts w:ascii="Avenir Next" w:hAnsi="Avenir Next" w:cs="Avenir Next" w:eastAsia="Avenir Next"/>
           <w:color w:val="1A1A1A"/>
-          <w:sz w:val="21"/>
+          <w:sz w:val="22"/>
           <w:szCs w:val="21"/>
         </w:rPr>
         <w:t xml:space="preserve">48 + 14 = </w:t>
@@ -1042,25 +1051,25 @@
           <w:rFonts w:ascii="Avenir Next" w:hAnsi="Avenir Next" w:cs="Avenir Next" w:eastAsia="Avenir Next"/>
           <w:b/>
           <w:color w:val="003A70"/>
+          <w:sz w:val="22"/>
+          <w:szCs w:val="18"/>
+        </w:rPr>
+        <w:t xml:space="preserve">Step 3</w:t>
+      </w:r>
+      <w:r>
+        <w:rPr>
+          <w:rFonts w:ascii="Avenir Next" w:hAnsi="Avenir Next" w:cs="Avenir Next" w:eastAsia="Avenir Next"/>
+          <w:color w:val="1A1A1A"/>
           <w:sz w:val="18"/>
           <w:szCs w:val="18"/>
         </w:rPr>
-        <w:t xml:space="preserve">Step 3</w:t>
-      </w:r>
-      <w:r>
-        <w:rPr>
-          <w:rFonts w:ascii="Avenir Next" w:hAnsi="Avenir Next" w:cs="Avenir Next" w:eastAsia="Avenir Next"/>
-          <w:color w:val="1A1A1A"/>
-          <w:sz w:val="18"/>
-          <w:szCs w:val="18"/>
-        </w:rPr>
         <w:tab/>
       </w:r>
       <w:r>
         <w:rPr>
           <w:rFonts w:ascii="Avenir Next" w:hAnsi="Avenir Next" w:cs="Avenir Next" w:eastAsia="Avenir Next"/>
           <w:color w:val="1A1A1A"/>
-          <w:sz w:val="21"/>
+          <w:sz w:val="22"/>
           <w:szCs w:val="21"/>
         </w:rPr>
         <w:t xml:space="preserve">Is 62 equal to 62? </w:t>
@@ -1171,18 +1180,18 @@
           <w:rFonts w:ascii="Avenir Next" w:hAnsi="Avenir Next" w:cs="Avenir Next" w:eastAsia="Avenir Next"/>
           <w:b/>
           <w:color w:val="003A70"/>
+          <w:sz w:val="22"/>
+          <w:szCs w:val="18"/>
+        </w:rPr>
+        <w:t xml:space="preserve">Step 1</w:t>
+      </w:r>
+      <w:r>
+        <w:rPr>
+          <w:rFonts w:ascii="Avenir Next" w:hAnsi="Avenir Next" w:cs="Avenir Next" w:eastAsia="Avenir Next"/>
+          <w:color w:val="1A1A1A"/>
           <w:sz w:val="18"/>
           <w:szCs w:val="18"/>
         </w:rPr>
-        <w:t xml:space="preserve">Step 1</w:t>
-      </w:r>
-      <w:r>
-        <w:rPr>
-          <w:rFonts w:ascii="Avenir Next" w:hAnsi="Avenir Next" w:cs="Avenir Next" w:eastAsia="Avenir Next"/>
-          <w:color w:val="1A1A1A"/>
-          <w:sz w:val="18"/>
-          <w:szCs w:val="18"/>
-        </w:rPr>
         <w:tab/>
       </w:r>
       <w:r>
@@ -1199,7 +1208,7 @@
         <w:rPr>
           <w:rFonts w:ascii="Avenir Next" w:hAnsi="Avenir Next" w:cs="Avenir Next" w:eastAsia="Avenir Next"/>
           <w:color w:val="1A1A1A"/>
-          <w:sz w:val="21"/>
+          <w:sz w:val="22"/>
           <w:szCs w:val="21"/>
         </w:rPr>
         <w:t xml:space="preserve"> + 46</w:t>
@@ -1219,25 +1228,25 @@
           <w:rFonts w:ascii="Avenir Next" w:hAnsi="Avenir Next" w:cs="Avenir Next" w:eastAsia="Avenir Next"/>
           <w:b/>
           <w:color w:val="003A70"/>
+          <w:sz w:val="22"/>
+          <w:szCs w:val="18"/>
+        </w:rPr>
+        <w:t xml:space="preserve">Step 2</w:t>
+      </w:r>
+      <w:r>
+        <w:rPr>
+          <w:rFonts w:ascii="Avenir Next" w:hAnsi="Avenir Next" w:cs="Avenir Next" w:eastAsia="Avenir Next"/>
+          <w:color w:val="1A1A1A"/>
           <w:sz w:val="18"/>
           <w:szCs w:val="18"/>
         </w:rPr>
-        <w:t xml:space="preserve">Step 2</w:t>
-      </w:r>
-      <w:r>
-        <w:rPr>
-          <w:rFonts w:ascii="Avenir Next" w:hAnsi="Avenir Next" w:cs="Avenir Next" w:eastAsia="Avenir Next"/>
-          <w:color w:val="1A1A1A"/>
-          <w:sz w:val="18"/>
-          <w:szCs w:val="18"/>
-        </w:rPr>
         <w:tab/>
       </w:r>
       <w:r>
         <w:rPr>
           <w:rFonts w:ascii="Avenir Next" w:hAnsi="Avenir Next" w:cs="Avenir Next" w:eastAsia="Avenir Next"/>
           <w:color w:val="1A1A1A"/>
-          <w:sz w:val="21"/>
+          <w:sz w:val="22"/>
           <w:szCs w:val="21"/>
         </w:rPr>
         <w:t xml:space="preserve">72 + 46 = </w:t>
@@ -1267,35 +1276,35 @@
           <w:rFonts w:ascii="Avenir Next" w:hAnsi="Avenir Next" w:cs="Avenir Next" w:eastAsia="Avenir Next"/>
           <w:b/>
           <w:color w:val="003A70"/>
+          <w:sz w:val="22"/>
+          <w:szCs w:val="18"/>
+        </w:rPr>
+        <w:t xml:space="preserve">Step 3</w:t>
+      </w:r>
+      <w:r>
+        <w:rPr>
+          <w:rFonts w:ascii="Avenir Next" w:hAnsi="Avenir Next" w:cs="Avenir Next" w:eastAsia="Avenir Next"/>
+          <w:color w:val="1A1A1A"/>
           <w:sz w:val="18"/>
           <w:szCs w:val="18"/>
         </w:rPr>
-        <w:t xml:space="preserve">Step 3</w:t>
-      </w:r>
-      <w:r>
-        <w:rPr>
-          <w:rFonts w:ascii="Avenir Next" w:hAnsi="Avenir Next" w:cs="Avenir Next" w:eastAsia="Avenir Next"/>
-          <w:color w:val="1A1A1A"/>
-          <w:sz w:val="18"/>
-          <w:szCs w:val="18"/>
-        </w:rPr>
         <w:tab/>
       </w:r>
       <w:r>
         <w:rPr>
           <w:rFonts w:ascii="Avenir Next" w:hAnsi="Avenir Next" w:cs="Avenir Next" w:eastAsia="Avenir Next"/>
           <w:color w:val="1A1A1A"/>
+          <w:sz w:val="22"/>
+          <w:szCs w:val="21"/>
+        </w:rPr>
+        <w:t xml:space="preserve">Is 118 equal to 128? </w:t>
+      </w:r>
+      <w:r>
+        <w:rPr>
+          <w:rFonts w:ascii="Avenir Next" w:hAnsi="Avenir Next" w:cs="Avenir Next" w:eastAsia="Avenir Next"/>
+          <w:color w:val="1A1A1A"/>
           <w:sz w:val="21"/>
           <w:szCs w:val="21"/>
-        </w:rPr>
-        <w:t xml:space="preserve">Is 118 equal to 128? </w:t>
-      </w:r>
-      <w:r>
-        <w:rPr>
-          <w:rFonts w:ascii="Avenir Next" w:hAnsi="Avenir Next" w:cs="Avenir Next" w:eastAsia="Avenir Next"/>
-          <w:color w:val="1A1A1A"/>
-          <w:sz w:val="21"/>
-          <w:szCs w:val="21"/>
           <w:u w:val="single"/>
         </w:rPr>
         <w:t xml:space="preserve">                </w:t>
@@ -1308,6 +1317,7 @@
     </w:p>
     <w:p>
       <w:pPr>
+        <w:pStyle w:val="Heading2"/>
         <w:keepNext/>
         <w:pBdr>
           <w:bottom w:val="single" w:sz="8" w:space="3" w:color="003A70"/>
@@ -1323,7 +1333,7 @@
           <w:b/>
           <w:color w:val="003A70"/>
           <w:spacing w:val="14"/>
-          <w:sz w:val="19"/>
+          <w:sz w:val="22"/>
           <w:szCs w:val="19"/>
         </w:rPr>
         <w:t xml:space="preserve">YOUR TURN</w:t>
@@ -1342,7 +1352,7 @@
           <w:rFonts w:ascii="Avenir Next" w:hAnsi="Avenir Next" w:cs="Avenir Next" w:eastAsia="Avenir Next"/>
           <w:i/>
           <w:color w:val="5A5F66"/>
-          <w:sz w:val="17"/>
+          <w:sz w:val="22"/>
           <w:szCs w:val="17"/>
         </w:rPr>
         <w:t xml:space="preserve">use the steps on your own</w:t>
@@ -1542,7 +1552,7 @@
                       <w:szCs w:val="22"/>
                       <w:u w:val="single"/>
                     </w:rPr>
-                    <w:t xml:space="preserve">        </w:t>
+                    <w:t xml:space="preserve">            </w:t>
                   </w:r>
                 </w:p>
               </w:tc>
@@ -1633,7 +1643,7 @@
                       <w:szCs w:val="22"/>
                       <w:u w:val="single"/>
                     </w:rPr>
-                    <w:t xml:space="preserve">        </w:t>
+                    <w:t xml:space="preserve">            </w:t>
                   </w:r>
                 </w:p>
               </w:tc>
@@ -1730,7 +1740,7 @@
                       <w:szCs w:val="22"/>
                       <w:u w:val="single"/>
                     </w:rPr>
-                    <w:t xml:space="preserve">        </w:t>
+                    <w:t xml:space="preserve">            </w:t>
                   </w:r>
                 </w:p>
               </w:tc>
@@ -1830,7 +1840,7 @@
                       <w:szCs w:val="22"/>
                       <w:u w:val="single"/>
                     </w:rPr>
-                    <w:t xml:space="preserve">        </w:t>
+                    <w:t xml:space="preserve">            </w:t>
                   </w:r>
                 </w:p>
               </w:tc>
@@ -1853,7 +1863,7 @@
       <w:pPr>
         <w:pageBreakBefore/>
         <w:keepNext/>
-        <w:spacing w:before="0" w:after="12" w:line="264" w:lineRule="auto"/>
+        <w:spacing w:before="0" w:after="12" w:line="252" w:lineRule="auto"/>
       </w:pPr>
       <w:r>
         <w:rPr>
@@ -1862,7 +1872,7 @@
           <w:caps/>
           <w:color w:val="003A70"/>
           <w:spacing w:val="12"/>
-          <w:sz w:val="19"/>
+          <w:sz w:val="22"/>
           <w:szCs w:val="19"/>
         </w:rPr>
         <w:t xml:space="preserve">Lesson 8-2  ·  Session 1  ·  Prerequisite Practice B  ·  Skill 2 of 2</w:t>
@@ -1870,6 +1880,7 @@
     </w:p>
     <w:p>
       <w:pPr>
+        <w:pStyle w:val="Heading1"/>
         <w:keepNext/>
         <w:spacing w:before="0" w:after="10" w:line="240" w:lineRule="auto"/>
       </w:pPr>
@@ -1889,13 +1900,13 @@
         <w:pBdr>
           <w:bottom w:val="single" w:sz="4" w:space="5" w:color="C9CDD2"/>
         </w:pBdr>
-        <w:spacing w:before="0" w:after="60" w:line="264" w:lineRule="auto"/>
+        <w:spacing w:before="0" w:after="60" w:line="252" w:lineRule="auto"/>
       </w:pPr>
       <w:r>
         <w:rPr>
           <w:rFonts w:ascii="Avenir Next" w:hAnsi="Avenir Next" w:cs="Avenir Next" w:eastAsia="Avenir Next"/>
           <w:color w:val="5A5F66"/>
-          <w:sz w:val="17"/>
+          <w:sz w:val="22"/>
           <w:szCs w:val="17"/>
         </w:rPr>
         <w:t xml:space="preserve">Builds on Lesson 8-1 Session 2 · 6.EE.B.6</w:t>
@@ -1938,7 +1949,8 @@
           </w:tcPr>
           <w:p>
             <w:pPr>
-              <w:spacing w:before="0" w:after="0" w:line="252" w:lineRule="auto"/>
+              <w:pStyle w:val="Heading2"/>
+              <w:spacing w:before="0" w:after="0" w:line="246" w:lineRule="auto"/>
             </w:pPr>
             <w:r>
               <w:rPr>
@@ -1961,13 +1973,13 @@
           </w:tcPr>
           <w:p>
             <w:pPr>
-              <w:spacing w:before="0" w:after="0" w:line="264" w:lineRule="auto"/>
+              <w:spacing w:before="0" w:after="0" w:line="252" w:lineRule="auto"/>
             </w:pPr>
             <w:r>
               <w:rPr>
                 <w:rFonts w:ascii="Avenir Next" w:hAnsi="Avenir Next" w:cs="Avenir Next" w:eastAsia="Avenir Next"/>
                 <w:color w:val="1A1A1A"/>
-                <w:sz w:val="20"/>
+                <w:sz w:val="22"/>
                 <w:szCs w:val="20"/>
               </w:rPr>
               <w:t xml:space="preserve">“Devin had </w:t>
@@ -1977,7 +1989,7 @@
                 <w:rFonts w:ascii="Avenir Next" w:hAnsi="Avenir Next" w:cs="Avenir Next" w:eastAsia="Avenir Next"/>
                 <w:i/>
                 <w:color w:val="1A1A1A"/>
-                <w:sz w:val="20"/>
+                <w:sz w:val="22"/>
                 <w:szCs w:val="20"/>
               </w:rPr>
               <w:t xml:space="preserve">d</w:t>
@@ -1986,7 +1998,7 @@
               <w:rPr>
                 <w:rFonts w:ascii="Avenir Next" w:hAnsi="Avenir Next" w:cs="Avenir Next" w:eastAsia="Avenir Next"/>
                 <w:color w:val="1A1A1A"/>
-                <w:sz w:val="20"/>
+                <w:sz w:val="22"/>
                 <w:szCs w:val="20"/>
               </w:rPr>
               <w:t xml:space="preserve"> dollars, added $16, then held $73” becomes </w:t>
@@ -1996,7 +2008,7 @@
                 <w:rFonts w:ascii="Avenir Next" w:hAnsi="Avenir Next" w:cs="Avenir Next" w:eastAsia="Avenir Next"/>
                 <w:i/>
                 <w:color w:val="1A1A1A"/>
-                <w:sz w:val="20"/>
+                <w:sz w:val="22"/>
                 <w:szCs w:val="20"/>
               </w:rPr>
               <w:t xml:space="preserve">d</w:t>
@@ -2005,7 +2017,7 @@
               <w:rPr>
                 <w:rFonts w:ascii="Avenir Next" w:hAnsi="Avenir Next" w:cs="Avenir Next" w:eastAsia="Avenir Next"/>
                 <w:color w:val="1A1A1A"/>
-                <w:sz w:val="20"/>
+                <w:sz w:val="22"/>
                 <w:szCs w:val="20"/>
               </w:rPr>
               <w:t xml:space="preserve"> + 16 = 73.</w:t>
@@ -2025,7 +2037,8 @@
           </w:tcPr>
           <w:p>
             <w:pPr>
-              <w:spacing w:before="0" w:after="0" w:line="252" w:lineRule="auto"/>
+              <w:pStyle w:val="Heading2"/>
+              <w:spacing w:before="0" w:after="0" w:line="246" w:lineRule="auto"/>
             </w:pPr>
             <w:r>
               <w:rPr>
@@ -2048,13 +2061,13 @@
           </w:tcPr>
           <w:p>
             <w:pPr>
-              <w:spacing w:before="0" w:after="0" w:line="264" w:lineRule="auto"/>
+              <w:spacing w:before="0" w:after="0" w:line="252" w:lineRule="auto"/>
             </w:pPr>
             <w:r>
               <w:rPr>
                 <w:rFonts w:ascii="Avenir Next" w:hAnsi="Avenir Next" w:cs="Avenir Next" w:eastAsia="Avenir Next"/>
                 <w:color w:val="1A1A1A"/>
-                <w:sz w:val="20"/>
+                <w:sz w:val="22"/>
                 <w:szCs w:val="20"/>
               </w:rPr>
               <w:t xml:space="preserve">Write an equation for a story: start + amount added = total.  </w:t>
@@ -2064,7 +2077,7 @@
                 <w:rFonts w:ascii="Avenir Next" w:hAnsi="Avenir Next" w:cs="Avenir Next" w:eastAsia="Avenir Next"/>
                 <w:b/>
                 <w:color w:val="1A1A1A"/>
-                <w:sz w:val="20"/>
+                <w:sz w:val="22"/>
                 <w:szCs w:val="20"/>
               </w:rPr>
               <w:t xml:space="preserve">You will use it in Practice Form A, problems 2 and 7.</w:t>
@@ -2075,6 +2088,7 @@
     </w:tbl>
     <w:p>
       <w:pPr>
+        <w:pStyle w:val="Heading2"/>
         <w:keepNext/>
         <w:pBdr>
           <w:bottom w:val="single" w:sz="8" w:space="3" w:color="003A70"/>
@@ -2090,7 +2104,7 @@
           <w:b/>
           <w:color w:val="003A70"/>
           <w:spacing w:val="14"/>
-          <w:sz w:val="19"/>
+          <w:sz w:val="22"/>
           <w:szCs w:val="19"/>
         </w:rPr>
         <w:t xml:space="preserve">STEPS TO FOLLOW</w:t>
@@ -2109,7 +2123,7 @@
           <w:rFonts w:ascii="Avenir Next" w:hAnsi="Avenir Next" w:cs="Avenir Next" w:eastAsia="Avenir Next"/>
           <w:i/>
           <w:color w:val="5A5F66"/>
-          <w:sz w:val="17"/>
+          <w:sz w:val="22"/>
           <w:szCs w:val="17"/>
         </w:rPr>
         <w:t xml:space="preserve">use these same steps on every problem</w:t>
@@ -2151,6 +2165,7 @@
           </w:tcPr>
           <w:p>
             <w:pPr>
+              <w:pStyle w:val="Heading1"/>
               <w:spacing w:before="0" w:after="0" w:line="240" w:lineRule="auto"/>
               <w:jc w:val="center"/>
             </w:pPr>
@@ -2173,13 +2188,13 @@
           </w:tcPr>
           <w:p>
             <w:pPr>
-              <w:spacing w:before="0" w:after="0" w:line="264" w:lineRule="auto"/>
+              <w:spacing w:before="0" w:after="0" w:line="252" w:lineRule="auto"/>
             </w:pPr>
             <w:r>
               <w:rPr>
                 <w:rFonts w:ascii="Avenir Next" w:hAnsi="Avenir Next" w:cs="Avenir Next" w:eastAsia="Avenir Next"/>
                 <w:color w:val="1A1A1A"/>
-                <w:sz w:val="21"/>
+                <w:sz w:val="22"/>
                 <w:szCs w:val="21"/>
               </w:rPr>
               <w:t xml:space="preserve">Use a </w:t>
@@ -2189,7 +2204,7 @@
                 <w:rFonts w:ascii="Avenir Next" w:hAnsi="Avenir Next" w:cs="Avenir Next" w:eastAsia="Avenir Next"/>
                 <w:b/>
                 <w:color w:val="1A1A1A"/>
-                <w:sz w:val="21"/>
+                <w:sz w:val="22"/>
                 <w:szCs w:val="21"/>
               </w:rPr>
               <w:t xml:space="preserve">letter</w:t>
@@ -2198,7 +2213,7 @@
               <w:rPr>
                 <w:rFonts w:ascii="Avenir Next" w:hAnsi="Avenir Next" w:cs="Avenir Next" w:eastAsia="Avenir Next"/>
                 <w:color w:val="1A1A1A"/>
-                <w:sz w:val="21"/>
+                <w:sz w:val="22"/>
                 <w:szCs w:val="21"/>
               </w:rPr>
               <w:t xml:space="preserve"> for the unknown start.</w:t>
@@ -2217,6 +2232,7 @@
           </w:tcPr>
           <w:p>
             <w:pPr>
+              <w:pStyle w:val="Heading1"/>
               <w:spacing w:before="0" w:after="0" w:line="240" w:lineRule="auto"/>
               <w:jc w:val="center"/>
             </w:pPr>
@@ -2239,14 +2255,14 @@
           </w:tcPr>
           <w:p>
             <w:pPr>
-              <w:spacing w:before="0" w:after="0" w:line="264" w:lineRule="auto"/>
+              <w:spacing w:before="0" w:after="0" w:line="252" w:lineRule="auto"/>
             </w:pPr>
             <w:r>
               <w:rPr>
                 <w:rFonts w:ascii="Avenir Next" w:hAnsi="Avenir Next" w:cs="Avenir Next" w:eastAsia="Avenir Next"/>
                 <w:b/>
                 <w:color w:val="1A1A1A"/>
-                <w:sz w:val="21"/>
+                <w:sz w:val="22"/>
                 <w:szCs w:val="21"/>
               </w:rPr>
               <w:t xml:space="preserve">Add</w:t>
@@ -2255,7 +2271,7 @@
               <w:rPr>
                 <w:rFonts w:ascii="Avenir Next" w:hAnsi="Avenir Next" w:cs="Avenir Next" w:eastAsia="Avenir Next"/>
                 <w:color w:val="1A1A1A"/>
-                <w:sz w:val="21"/>
+                <w:sz w:val="22"/>
                 <w:szCs w:val="21"/>
               </w:rPr>
               <w:t xml:space="preserve"> the amount that was added.</w:t>
@@ -2274,6 +2290,7 @@
           </w:tcPr>
           <w:p>
             <w:pPr>
+              <w:pStyle w:val="Heading1"/>
               <w:spacing w:before="0" w:after="0" w:line="240" w:lineRule="auto"/>
               <w:jc w:val="center"/>
             </w:pPr>
@@ -2296,13 +2313,13 @@
           </w:tcPr>
           <w:p>
             <w:pPr>
-              <w:spacing w:before="0" w:after="0" w:line="264" w:lineRule="auto"/>
+              <w:spacing w:before="0" w:after="0" w:line="252" w:lineRule="auto"/>
             </w:pPr>
             <w:r>
               <w:rPr>
                 <w:rFonts w:ascii="Avenir Next" w:hAnsi="Avenir Next" w:cs="Avenir Next" w:eastAsia="Avenir Next"/>
                 <w:color w:val="1A1A1A"/>
-                <w:sz w:val="21"/>
+                <w:sz w:val="22"/>
                 <w:szCs w:val="21"/>
               </w:rPr>
               <w:t xml:space="preserve">Set it </w:t>
@@ -2312,7 +2329,7 @@
                 <w:rFonts w:ascii="Avenir Next" w:hAnsi="Avenir Next" w:cs="Avenir Next" w:eastAsia="Avenir Next"/>
                 <w:b/>
                 <w:color w:val="1A1A1A"/>
-                <w:sz w:val="21"/>
+                <w:sz w:val="22"/>
                 <w:szCs w:val="21"/>
               </w:rPr>
               <w:t xml:space="preserve">equal</w:t>
@@ -2321,7 +2338,7 @@
               <w:rPr>
                 <w:rFonts w:ascii="Avenir Next" w:hAnsi="Avenir Next" w:cs="Avenir Next" w:eastAsia="Avenir Next"/>
                 <w:color w:val="1A1A1A"/>
-                <w:sz w:val="21"/>
+                <w:sz w:val="22"/>
                 <w:szCs w:val="21"/>
               </w:rPr>
               <w:t xml:space="preserve"> to the total.</w:t>
@@ -2332,6 +2349,7 @@
     </w:tbl>
     <w:p>
       <w:pPr>
+        <w:pStyle w:val="Heading2"/>
         <w:keepNext/>
         <w:pBdr>
           <w:bottom w:val="single" w:sz="8" w:space="3" w:color="003A70"/>
@@ -2347,7 +2365,7 @@
           <w:b/>
           <w:color w:val="003A70"/>
           <w:spacing w:val="14"/>
-          <w:sz w:val="19"/>
+          <w:sz w:val="22"/>
           <w:szCs w:val="19"/>
         </w:rPr>
         <w:t xml:space="preserve">WATCH ME</w:t>
@@ -2366,7 +2384,7 @@
           <w:rFonts w:ascii="Avenir Next" w:hAnsi="Avenir Next" w:cs="Avenir Next" w:eastAsia="Avenir Next"/>
           <w:i/>
           <w:color w:val="5A5F66"/>
-          <w:sz w:val="17"/>
+          <w:sz w:val="22"/>
           <w:szCs w:val="17"/>
         </w:rPr>
         <w:t xml:space="preserve">the steps in action</w:t>
@@ -2374,14 +2392,14 @@
     </w:p>
     <w:p>
       <w:pPr>
-        <w:spacing w:before="0" w:after="40" w:line="264" w:lineRule="auto"/>
-      </w:pPr>
-      <w:r>
-        <w:rPr>
-          <w:rFonts w:ascii="Avenir Next" w:hAnsi="Avenir Next" w:cs="Avenir Next" w:eastAsia="Avenir Next"/>
-          <w:b/>
-          <w:color w:val="1A1A1A"/>
-          <w:sz w:val="21"/>
+        <w:spacing w:before="0" w:after="40" w:line="252" w:lineRule="auto"/>
+      </w:pPr>
+      <w:r>
+        <w:rPr>
+          <w:rFonts w:ascii="Avenir Next" w:hAnsi="Avenir Next" w:cs="Avenir Next" w:eastAsia="Avenir Next"/>
+          <w:b/>
+          <w:color w:val="1A1A1A"/>
+          <w:sz w:val="22"/>
           <w:szCs w:val="21"/>
         </w:rPr>
         <w:t xml:space="preserve">A tank held </w:t>
@@ -2392,7 +2410,7 @@
           <w:b/>
           <w:i/>
           <w:color w:val="1A1A1A"/>
-          <w:sz w:val="21"/>
+          <w:sz w:val="22"/>
           <w:szCs w:val="21"/>
         </w:rPr>
         <w:t xml:space="preserve">f</w:t>
@@ -2402,7 +2420,7 @@
           <w:rFonts w:ascii="Avenir Next" w:hAnsi="Avenir Next" w:cs="Avenir Next" w:eastAsia="Avenir Next"/>
           <w:b/>
           <w:color w:val="1A1A1A"/>
-          <w:sz w:val="21"/>
+          <w:sz w:val="22"/>
           <w:szCs w:val="21"/>
         </w:rPr>
         <w:t xml:space="preserve"> fish. 14 were added. Then it held 62.</w:t>
@@ -2413,7 +2431,7 @@
         <w:tabs>
           <w:tab w:val="left" w:pos="950"/>
         </w:tabs>
-        <w:spacing w:before="0" w:after="24" w:line="256" w:lineRule="auto"/>
+        <w:spacing w:before="0" w:after="24" w:line="248" w:lineRule="auto"/>
         <w:ind w:left="950" w:hanging="950"/>
       </w:pPr>
       <w:r>
@@ -2421,25 +2439,25 @@
           <w:rFonts w:ascii="Avenir Next" w:hAnsi="Avenir Next" w:cs="Avenir Next" w:eastAsia="Avenir Next"/>
           <w:b/>
           <w:color w:val="003A70"/>
+          <w:sz w:val="22"/>
+          <w:szCs w:val="19"/>
+        </w:rPr>
+        <w:t xml:space="preserve">Step 1</w:t>
+      </w:r>
+      <w:r>
+        <w:rPr>
+          <w:rFonts w:ascii="Avenir Next" w:hAnsi="Avenir Next" w:cs="Avenir Next" w:eastAsia="Avenir Next"/>
+          <w:color w:val="1A1A1A"/>
           <w:sz w:val="19"/>
           <w:szCs w:val="19"/>
         </w:rPr>
-        <w:t xml:space="preserve">Step 1</w:t>
-      </w:r>
-      <w:r>
-        <w:rPr>
-          <w:rFonts w:ascii="Avenir Next" w:hAnsi="Avenir Next" w:cs="Avenir Next" w:eastAsia="Avenir Next"/>
-          <w:color w:val="1A1A1A"/>
-          <w:sz w:val="19"/>
-          <w:szCs w:val="19"/>
-        </w:rPr>
         <w:tab/>
       </w:r>
       <w:r>
         <w:rPr>
           <w:rFonts w:ascii="Avenir Next" w:hAnsi="Avenir Next" w:cs="Avenir Next" w:eastAsia="Avenir Next"/>
           <w:color w:val="1A1A1A"/>
-          <w:sz w:val="21"/>
+          <w:sz w:val="22"/>
           <w:szCs w:val="21"/>
         </w:rPr>
         <w:t xml:space="preserve">The start is </w:t>
@@ -2449,7 +2467,7 @@
           <w:rFonts w:ascii="Avenir Next" w:hAnsi="Avenir Next" w:cs="Avenir Next" w:eastAsia="Avenir Next"/>
           <w:i/>
           <w:color w:val="1A1A1A"/>
-          <w:sz w:val="21"/>
+          <w:sz w:val="22"/>
           <w:szCs w:val="21"/>
         </w:rPr>
         <w:t xml:space="preserve">f</w:t>
@@ -2458,7 +2476,7 @@
         <w:rPr>
           <w:rFonts w:ascii="Avenir Next" w:hAnsi="Avenir Next" w:cs="Avenir Next" w:eastAsia="Avenir Next"/>
           <w:color w:val="1A1A1A"/>
-          <w:sz w:val="21"/>
+          <w:sz w:val="22"/>
           <w:szCs w:val="21"/>
         </w:rPr>
         <w:t xml:space="preserve">.</w:t>
@@ -2469,7 +2487,7 @@
         <w:tabs>
           <w:tab w:val="left" w:pos="950"/>
         </w:tabs>
-        <w:spacing w:before="0" w:after="24" w:line="256" w:lineRule="auto"/>
+        <w:spacing w:before="0" w:after="24" w:line="248" w:lineRule="auto"/>
         <w:ind w:left="950" w:hanging="950"/>
       </w:pPr>
       <w:r>
@@ -2477,18 +2495,18 @@
           <w:rFonts w:ascii="Avenir Next" w:hAnsi="Avenir Next" w:cs="Avenir Next" w:eastAsia="Avenir Next"/>
           <w:b/>
           <w:color w:val="003A70"/>
+          <w:sz w:val="22"/>
+          <w:szCs w:val="19"/>
+        </w:rPr>
+        <w:t xml:space="preserve">Step 2</w:t>
+      </w:r>
+      <w:r>
+        <w:rPr>
+          <w:rFonts w:ascii="Avenir Next" w:hAnsi="Avenir Next" w:cs="Avenir Next" w:eastAsia="Avenir Next"/>
+          <w:color w:val="1A1A1A"/>
           <w:sz w:val="19"/>
           <w:szCs w:val="19"/>
         </w:rPr>
-        <w:t xml:space="preserve">Step 2</w:t>
-      </w:r>
-      <w:r>
-        <w:rPr>
-          <w:rFonts w:ascii="Avenir Next" w:hAnsi="Avenir Next" w:cs="Avenir Next" w:eastAsia="Avenir Next"/>
-          <w:color w:val="1A1A1A"/>
-          <w:sz w:val="19"/>
-          <w:szCs w:val="19"/>
-        </w:rPr>
         <w:tab/>
       </w:r>
       <w:r>
@@ -2496,7 +2514,7 @@
           <w:rFonts w:ascii="Avenir Next" w:hAnsi="Avenir Next" w:cs="Avenir Next" w:eastAsia="Avenir Next"/>
           <w:i/>
           <w:color w:val="1A1A1A"/>
-          <w:sz w:val="21"/>
+          <w:sz w:val="22"/>
           <w:szCs w:val="21"/>
         </w:rPr>
         <w:t xml:space="preserve">f</w:t>
@@ -2505,7 +2523,7 @@
         <w:rPr>
           <w:rFonts w:ascii="Avenir Next" w:hAnsi="Avenir Next" w:cs="Avenir Next" w:eastAsia="Avenir Next"/>
           <w:color w:val="1A1A1A"/>
-          <w:sz w:val="21"/>
+          <w:sz w:val="22"/>
           <w:szCs w:val="21"/>
         </w:rPr>
         <w:t xml:space="preserve"> + 14.</w:t>
@@ -2516,7 +2534,7 @@
         <w:tabs>
           <w:tab w:val="left" w:pos="950"/>
         </w:tabs>
-        <w:spacing w:before="0" w:after="24" w:line="256" w:lineRule="auto"/>
+        <w:spacing w:before="0" w:after="24" w:line="248" w:lineRule="auto"/>
         <w:ind w:left="950" w:hanging="950"/>
       </w:pPr>
       <w:r>
@@ -2524,18 +2542,18 @@
           <w:rFonts w:ascii="Avenir Next" w:hAnsi="Avenir Next" w:cs="Avenir Next" w:eastAsia="Avenir Next"/>
           <w:b/>
           <w:color w:val="003A70"/>
+          <w:sz w:val="22"/>
+          <w:szCs w:val="19"/>
+        </w:rPr>
+        <w:t xml:space="preserve">Step 3</w:t>
+      </w:r>
+      <w:r>
+        <w:rPr>
+          <w:rFonts w:ascii="Avenir Next" w:hAnsi="Avenir Next" w:cs="Avenir Next" w:eastAsia="Avenir Next"/>
+          <w:color w:val="1A1A1A"/>
           <w:sz w:val="19"/>
           <w:szCs w:val="19"/>
         </w:rPr>
-        <w:t xml:space="preserve">Step 3</w:t>
-      </w:r>
-      <w:r>
-        <w:rPr>
-          <w:rFonts w:ascii="Avenir Next" w:hAnsi="Avenir Next" w:cs="Avenir Next" w:eastAsia="Avenir Next"/>
-          <w:color w:val="1A1A1A"/>
-          <w:sz w:val="19"/>
-          <w:szCs w:val="19"/>
-        </w:rPr>
         <w:tab/>
       </w:r>
       <w:r>
@@ -2543,7 +2561,7 @@
           <w:rFonts w:ascii="Avenir Next" w:hAnsi="Avenir Next" w:cs="Avenir Next" w:eastAsia="Avenir Next"/>
           <w:i/>
           <w:color w:val="1A1A1A"/>
-          <w:sz w:val="21"/>
+          <w:sz w:val="22"/>
           <w:szCs w:val="21"/>
         </w:rPr>
         <w:t xml:space="preserve">f</w:t>
@@ -2552,7 +2570,7 @@
         <w:rPr>
           <w:rFonts w:ascii="Avenir Next" w:hAnsi="Avenir Next" w:cs="Avenir Next" w:eastAsia="Avenir Next"/>
           <w:color w:val="1A1A1A"/>
-          <w:sz w:val="21"/>
+          <w:sz w:val="22"/>
           <w:szCs w:val="21"/>
         </w:rPr>
         <w:t xml:space="preserve"> + 14 = 62.</w:t>
@@ -2563,7 +2581,7 @@
         <w:tabs>
           <w:tab w:val="left" w:pos="950"/>
         </w:tabs>
-        <w:spacing w:before="20" w:after="0" w:line="256" w:lineRule="auto"/>
+        <w:spacing w:before="20" w:after="0" w:line="248" w:lineRule="auto"/>
         <w:ind w:left="950" w:hanging="950"/>
       </w:pPr>
       <w:r>
@@ -2571,18 +2589,18 @@
           <w:rFonts w:ascii="Avenir Next" w:hAnsi="Avenir Next" w:cs="Avenir Next" w:eastAsia="Avenir Next"/>
           <w:b/>
           <w:color w:val="1A1A1A"/>
+          <w:sz w:val="22"/>
+          <w:szCs w:val="21"/>
+        </w:rPr>
+        <w:t xml:space="preserve">Answer</w:t>
+      </w:r>
+      <w:r>
+        <w:rPr>
+          <w:rFonts w:ascii="Avenir Next" w:hAnsi="Avenir Next" w:cs="Avenir Next" w:eastAsia="Avenir Next"/>
+          <w:color w:val="1A1A1A"/>
           <w:sz w:val="21"/>
           <w:szCs w:val="21"/>
         </w:rPr>
-        <w:t xml:space="preserve">Answer</w:t>
-      </w:r>
-      <w:r>
-        <w:rPr>
-          <w:rFonts w:ascii="Avenir Next" w:hAnsi="Avenir Next" w:cs="Avenir Next" w:eastAsia="Avenir Next"/>
-          <w:color w:val="1A1A1A"/>
-          <w:sz w:val="21"/>
-          <w:szCs w:val="21"/>
-        </w:rPr>
         <w:tab/>
       </w:r>
       <w:r>
@@ -2591,7 +2609,7 @@
           <w:b/>
           <w:i/>
           <w:color w:val="1A1A1A"/>
-          <w:sz w:val="21"/>
+          <w:sz w:val="22"/>
           <w:szCs w:val="21"/>
         </w:rPr>
         <w:t xml:space="preserve">f</w:t>
@@ -2601,7 +2619,7 @@
           <w:rFonts w:ascii="Avenir Next" w:hAnsi="Avenir Next" w:cs="Avenir Next" w:eastAsia="Avenir Next"/>
           <w:b/>
           <w:color w:val="1A1A1A"/>
-          <w:sz w:val="21"/>
+          <w:sz w:val="22"/>
           <w:szCs w:val="21"/>
         </w:rPr>
         <w:t xml:space="preserve"> + 14 = 62</w:t>
@@ -2609,6 +2627,7 @@
     </w:p>
     <w:p>
       <w:pPr>
+        <w:pStyle w:val="Heading2"/>
         <w:keepNext/>
         <w:pBdr>
           <w:bottom w:val="single" w:sz="8" w:space="3" w:color="003A70"/>
@@ -2624,7 +2643,7 @@
           <w:b/>
           <w:color w:val="003A70"/>
           <w:spacing w:val="14"/>
-          <w:sz w:val="19"/>
+          <w:sz w:val="22"/>
           <w:szCs w:val="19"/>
         </w:rPr>
         <w:t xml:space="preserve">TRY IT WITH HELP</w:t>
@@ -2643,7 +2662,7 @@
           <w:rFonts w:ascii="Avenir Next" w:hAnsi="Avenir Next" w:cs="Avenir Next" w:eastAsia="Avenir Next"/>
           <w:i/>
           <w:color w:val="5A5F66"/>
-          <w:sz w:val="17"/>
+          <w:sz w:val="22"/>
           <w:szCs w:val="17"/>
         </w:rPr>
         <w:t xml:space="preserve">fill in each step</w:t>
@@ -2655,7 +2674,7 @@
         <w:tabs>
           <w:tab w:val="left" w:pos="432"/>
         </w:tabs>
-        <w:spacing w:before="90" w:after="40" w:line="268" w:lineRule="auto"/>
+        <w:spacing w:before="90" w:after="40" w:line="254" w:lineRule="auto"/>
         <w:ind w:left="432" w:hanging="432"/>
       </w:pPr>
       <w:r>
@@ -2712,7 +2731,7 @@
         <w:tabs>
           <w:tab w:val="left" w:pos="1300"/>
         </w:tabs>
-        <w:spacing w:before="0" w:after="24" w:line="272" w:lineRule="auto"/>
+        <w:spacing w:before="0" w:after="24" w:line="256" w:lineRule="auto"/>
         <w:ind w:left="1300" w:hanging="868"/>
       </w:pPr>
       <w:r>
@@ -2720,35 +2739,35 @@
           <w:rFonts w:ascii="Avenir Next" w:hAnsi="Avenir Next" w:cs="Avenir Next" w:eastAsia="Avenir Next"/>
           <w:b/>
           <w:color w:val="003A70"/>
+          <w:sz w:val="22"/>
+          <w:szCs w:val="18"/>
+        </w:rPr>
+        <w:t xml:space="preserve">Step 1</w:t>
+      </w:r>
+      <w:r>
+        <w:rPr>
+          <w:rFonts w:ascii="Avenir Next" w:hAnsi="Avenir Next" w:cs="Avenir Next" w:eastAsia="Avenir Next"/>
+          <w:color w:val="1A1A1A"/>
           <w:sz w:val="18"/>
           <w:szCs w:val="18"/>
         </w:rPr>
-        <w:t xml:space="preserve">Step 1</w:t>
-      </w:r>
-      <w:r>
-        <w:rPr>
-          <w:rFonts w:ascii="Avenir Next" w:hAnsi="Avenir Next" w:cs="Avenir Next" w:eastAsia="Avenir Next"/>
-          <w:color w:val="1A1A1A"/>
-          <w:sz w:val="18"/>
-          <w:szCs w:val="18"/>
-        </w:rPr>
         <w:tab/>
       </w:r>
       <w:r>
         <w:rPr>
           <w:rFonts w:ascii="Avenir Next" w:hAnsi="Avenir Next" w:cs="Avenir Next" w:eastAsia="Avenir Next"/>
           <w:color w:val="1A1A1A"/>
+          <w:sz w:val="22"/>
+          <w:szCs w:val="21"/>
+        </w:rPr>
+        <w:t xml:space="preserve">The start is </w:t>
+      </w:r>
+      <w:r>
+        <w:rPr>
+          <w:rFonts w:ascii="Avenir Next" w:hAnsi="Avenir Next" w:cs="Avenir Next" w:eastAsia="Avenir Next"/>
+          <w:color w:val="1A1A1A"/>
           <w:sz w:val="21"/>
           <w:szCs w:val="21"/>
-        </w:rPr>
-        <w:t xml:space="preserve">The start is </w:t>
-      </w:r>
-      <w:r>
-        <w:rPr>
-          <w:rFonts w:ascii="Avenir Next" w:hAnsi="Avenir Next" w:cs="Avenir Next" w:eastAsia="Avenir Next"/>
-          <w:color w:val="1A1A1A"/>
-          <w:sz w:val="21"/>
-          <w:szCs w:val="21"/>
           <w:u w:val="single"/>
         </w:rPr>
         <w:t xml:space="preserve">                </w:t>
@@ -2757,7 +2776,7 @@
         <w:rPr>
           <w:rFonts w:ascii="Avenir Next" w:hAnsi="Avenir Next" w:cs="Avenir Next" w:eastAsia="Avenir Next"/>
           <w:color w:val="1A1A1A"/>
-          <w:sz w:val="21"/>
+          <w:sz w:val="22"/>
           <w:szCs w:val="21"/>
         </w:rPr>
         <w:t xml:space="preserve">.</w:t>
@@ -2769,7 +2788,7 @@
         <w:tabs>
           <w:tab w:val="left" w:pos="1300"/>
         </w:tabs>
-        <w:spacing w:before="0" w:after="24" w:line="272" w:lineRule="auto"/>
+        <w:spacing w:before="0" w:after="24" w:line="256" w:lineRule="auto"/>
         <w:ind w:left="1300" w:hanging="868"/>
       </w:pPr>
       <w:r>
@@ -2777,18 +2796,18 @@
           <w:rFonts w:ascii="Avenir Next" w:hAnsi="Avenir Next" w:cs="Avenir Next" w:eastAsia="Avenir Next"/>
           <w:b/>
           <w:color w:val="003A70"/>
+          <w:sz w:val="22"/>
+          <w:szCs w:val="18"/>
+        </w:rPr>
+        <w:t xml:space="preserve">Step 2</w:t>
+      </w:r>
+      <w:r>
+        <w:rPr>
+          <w:rFonts w:ascii="Avenir Next" w:hAnsi="Avenir Next" w:cs="Avenir Next" w:eastAsia="Avenir Next"/>
+          <w:color w:val="1A1A1A"/>
           <w:sz w:val="18"/>
           <w:szCs w:val="18"/>
         </w:rPr>
-        <w:t xml:space="preserve">Step 2</w:t>
-      </w:r>
-      <w:r>
-        <w:rPr>
-          <w:rFonts w:ascii="Avenir Next" w:hAnsi="Avenir Next" w:cs="Avenir Next" w:eastAsia="Avenir Next"/>
-          <w:color w:val="1A1A1A"/>
-          <w:sz w:val="18"/>
-          <w:szCs w:val="18"/>
-        </w:rPr>
         <w:tab/>
       </w:r>
       <w:r>
@@ -2805,7 +2824,7 @@
         <w:rPr>
           <w:rFonts w:ascii="Avenir Next" w:hAnsi="Avenir Next" w:cs="Avenir Next" w:eastAsia="Avenir Next"/>
           <w:color w:val="1A1A1A"/>
-          <w:sz w:val="21"/>
+          <w:sz w:val="22"/>
           <w:szCs w:val="21"/>
         </w:rPr>
         <w:t xml:space="preserve"> + 19</w:t>
@@ -2817,7 +2836,7 @@
         <w:tabs>
           <w:tab w:val="left" w:pos="1300"/>
         </w:tabs>
-        <w:spacing w:before="0" w:after="24" w:line="272" w:lineRule="auto"/>
+        <w:spacing w:before="0" w:after="24" w:line="256" w:lineRule="auto"/>
         <w:ind w:left="1300" w:hanging="868"/>
       </w:pPr>
       <w:r>
@@ -2825,25 +2844,25 @@
           <w:rFonts w:ascii="Avenir Next" w:hAnsi="Avenir Next" w:cs="Avenir Next" w:eastAsia="Avenir Next"/>
           <w:b/>
           <w:color w:val="003A70"/>
+          <w:sz w:val="22"/>
+          <w:szCs w:val="18"/>
+        </w:rPr>
+        <w:t xml:space="preserve">Step 3</w:t>
+      </w:r>
+      <w:r>
+        <w:rPr>
+          <w:rFonts w:ascii="Avenir Next" w:hAnsi="Avenir Next" w:cs="Avenir Next" w:eastAsia="Avenir Next"/>
+          <w:color w:val="1A1A1A"/>
           <w:sz w:val="18"/>
           <w:szCs w:val="18"/>
         </w:rPr>
-        <w:t xml:space="preserve">Step 3</w:t>
-      </w:r>
-      <w:r>
-        <w:rPr>
-          <w:rFonts w:ascii="Avenir Next" w:hAnsi="Avenir Next" w:cs="Avenir Next" w:eastAsia="Avenir Next"/>
-          <w:color w:val="1A1A1A"/>
-          <w:sz w:val="18"/>
-          <w:szCs w:val="18"/>
-        </w:rPr>
         <w:tab/>
       </w:r>
       <w:r>
         <w:rPr>
           <w:rFonts w:ascii="Avenir Next" w:hAnsi="Avenir Next" w:cs="Avenir Next" w:eastAsia="Avenir Next"/>
           <w:color w:val="1A1A1A"/>
-          <w:sz w:val="21"/>
+          <w:sz w:val="22"/>
           <w:szCs w:val="21"/>
         </w:rPr>
         <w:t xml:space="preserve">Equation: </w:t>
@@ -2870,7 +2889,7 @@
         <w:tabs>
           <w:tab w:val="left" w:pos="432"/>
         </w:tabs>
-        <w:spacing w:before="90" w:after="40" w:line="268" w:lineRule="auto"/>
+        <w:spacing w:before="90" w:after="40" w:line="254" w:lineRule="auto"/>
         <w:ind w:left="432" w:hanging="432"/>
       </w:pPr>
       <w:r>
@@ -2927,7 +2946,7 @@
         <w:tabs>
           <w:tab w:val="left" w:pos="1300"/>
         </w:tabs>
-        <w:spacing w:before="0" w:after="24" w:line="272" w:lineRule="auto"/>
+        <w:spacing w:before="0" w:after="24" w:line="256" w:lineRule="auto"/>
         <w:ind w:left="1300" w:hanging="868"/>
       </w:pPr>
       <w:r>
@@ -2935,35 +2954,35 @@
           <w:rFonts w:ascii="Avenir Next" w:hAnsi="Avenir Next" w:cs="Avenir Next" w:eastAsia="Avenir Next"/>
           <w:b/>
           <w:color w:val="003A70"/>
+          <w:sz w:val="22"/>
+          <w:szCs w:val="18"/>
+        </w:rPr>
+        <w:t xml:space="preserve">Step 1</w:t>
+      </w:r>
+      <w:r>
+        <w:rPr>
+          <w:rFonts w:ascii="Avenir Next" w:hAnsi="Avenir Next" w:cs="Avenir Next" w:eastAsia="Avenir Next"/>
+          <w:color w:val="1A1A1A"/>
           <w:sz w:val="18"/>
           <w:szCs w:val="18"/>
         </w:rPr>
-        <w:t xml:space="preserve">Step 1</w:t>
-      </w:r>
-      <w:r>
-        <w:rPr>
-          <w:rFonts w:ascii="Avenir Next" w:hAnsi="Avenir Next" w:cs="Avenir Next" w:eastAsia="Avenir Next"/>
-          <w:color w:val="1A1A1A"/>
-          <w:sz w:val="18"/>
-          <w:szCs w:val="18"/>
-        </w:rPr>
         <w:tab/>
       </w:r>
       <w:r>
         <w:rPr>
           <w:rFonts w:ascii="Avenir Next" w:hAnsi="Avenir Next" w:cs="Avenir Next" w:eastAsia="Avenir Next"/>
           <w:color w:val="1A1A1A"/>
+          <w:sz w:val="22"/>
+          <w:szCs w:val="21"/>
+        </w:rPr>
+        <w:t xml:space="preserve">The start is </w:t>
+      </w:r>
+      <w:r>
+        <w:rPr>
+          <w:rFonts w:ascii="Avenir Next" w:hAnsi="Avenir Next" w:cs="Avenir Next" w:eastAsia="Avenir Next"/>
+          <w:color w:val="1A1A1A"/>
           <w:sz w:val="21"/>
           <w:szCs w:val="21"/>
-        </w:rPr>
-        <w:t xml:space="preserve">The start is </w:t>
-      </w:r>
-      <w:r>
-        <w:rPr>
-          <w:rFonts w:ascii="Avenir Next" w:hAnsi="Avenir Next" w:cs="Avenir Next" w:eastAsia="Avenir Next"/>
-          <w:color w:val="1A1A1A"/>
-          <w:sz w:val="21"/>
-          <w:szCs w:val="21"/>
           <w:u w:val="single"/>
         </w:rPr>
         <w:t xml:space="preserve">                </w:t>
@@ -2972,7 +2991,7 @@
         <w:rPr>
           <w:rFonts w:ascii="Avenir Next" w:hAnsi="Avenir Next" w:cs="Avenir Next" w:eastAsia="Avenir Next"/>
           <w:color w:val="1A1A1A"/>
-          <w:sz w:val="21"/>
+          <w:sz w:val="22"/>
           <w:szCs w:val="21"/>
         </w:rPr>
         <w:t xml:space="preserve">.</w:t>
@@ -2984,7 +3003,7 @@
         <w:tabs>
           <w:tab w:val="left" w:pos="1300"/>
         </w:tabs>
-        <w:spacing w:before="0" w:after="24" w:line="272" w:lineRule="auto"/>
+        <w:spacing w:before="0" w:after="24" w:line="256" w:lineRule="auto"/>
         <w:ind w:left="1300" w:hanging="868"/>
       </w:pPr>
       <w:r>
@@ -2992,18 +3011,18 @@
           <w:rFonts w:ascii="Avenir Next" w:hAnsi="Avenir Next" w:cs="Avenir Next" w:eastAsia="Avenir Next"/>
           <w:b/>
           <w:color w:val="003A70"/>
+          <w:sz w:val="22"/>
+          <w:szCs w:val="18"/>
+        </w:rPr>
+        <w:t xml:space="preserve">Step 2</w:t>
+      </w:r>
+      <w:r>
+        <w:rPr>
+          <w:rFonts w:ascii="Avenir Next" w:hAnsi="Avenir Next" w:cs="Avenir Next" w:eastAsia="Avenir Next"/>
+          <w:color w:val="1A1A1A"/>
           <w:sz w:val="18"/>
           <w:szCs w:val="18"/>
         </w:rPr>
-        <w:t xml:space="preserve">Step 2</w:t>
-      </w:r>
-      <w:r>
-        <w:rPr>
-          <w:rFonts w:ascii="Avenir Next" w:hAnsi="Avenir Next" w:cs="Avenir Next" w:eastAsia="Avenir Next"/>
-          <w:color w:val="1A1A1A"/>
-          <w:sz w:val="18"/>
-          <w:szCs w:val="18"/>
-        </w:rPr>
         <w:tab/>
       </w:r>
       <w:r>
@@ -3020,7 +3039,7 @@
         <w:rPr>
           <w:rFonts w:ascii="Avenir Next" w:hAnsi="Avenir Next" w:cs="Avenir Next" w:eastAsia="Avenir Next"/>
           <w:color w:val="1A1A1A"/>
-          <w:sz w:val="21"/>
+          <w:sz w:val="22"/>
           <w:szCs w:val="21"/>
         </w:rPr>
         <w:t xml:space="preserve"> + 38</w:t>
@@ -3032,7 +3051,7 @@
         <w:tabs>
           <w:tab w:val="left" w:pos="1300"/>
         </w:tabs>
-        <w:spacing w:before="0" w:after="24" w:line="272" w:lineRule="auto"/>
+        <w:spacing w:before="0" w:after="24" w:line="256" w:lineRule="auto"/>
         <w:ind w:left="1300" w:hanging="868"/>
       </w:pPr>
       <w:r>
@@ -3040,35 +3059,35 @@
           <w:rFonts w:ascii="Avenir Next" w:hAnsi="Avenir Next" w:cs="Avenir Next" w:eastAsia="Avenir Next"/>
           <w:b/>
           <w:color w:val="003A70"/>
+          <w:sz w:val="22"/>
+          <w:szCs w:val="18"/>
+        </w:rPr>
+        <w:t xml:space="preserve">Step 3</w:t>
+      </w:r>
+      <w:r>
+        <w:rPr>
+          <w:rFonts w:ascii="Avenir Next" w:hAnsi="Avenir Next" w:cs="Avenir Next" w:eastAsia="Avenir Next"/>
+          <w:color w:val="1A1A1A"/>
           <w:sz w:val="18"/>
           <w:szCs w:val="18"/>
         </w:rPr>
-        <w:t xml:space="preserve">Step 3</w:t>
-      </w:r>
-      <w:r>
-        <w:rPr>
-          <w:rFonts w:ascii="Avenir Next" w:hAnsi="Avenir Next" w:cs="Avenir Next" w:eastAsia="Avenir Next"/>
-          <w:color w:val="1A1A1A"/>
-          <w:sz w:val="18"/>
-          <w:szCs w:val="18"/>
-        </w:rPr>
         <w:tab/>
       </w:r>
       <w:r>
         <w:rPr>
           <w:rFonts w:ascii="Avenir Next" w:hAnsi="Avenir Next" w:cs="Avenir Next" w:eastAsia="Avenir Next"/>
           <w:color w:val="1A1A1A"/>
+          <w:sz w:val="22"/>
+          <w:szCs w:val="21"/>
+        </w:rPr>
+        <w:t xml:space="preserve">Equation: </w:t>
+      </w:r>
+      <w:r>
+        <w:rPr>
+          <w:rFonts w:ascii="Avenir Next" w:hAnsi="Avenir Next" w:cs="Avenir Next" w:eastAsia="Avenir Next"/>
+          <w:color w:val="1A1A1A"/>
           <w:sz w:val="21"/>
           <w:szCs w:val="21"/>
-        </w:rPr>
-        <w:t xml:space="preserve">Equation: </w:t>
-      </w:r>
-      <w:r>
-        <w:rPr>
-          <w:rFonts w:ascii="Avenir Next" w:hAnsi="Avenir Next" w:cs="Avenir Next" w:eastAsia="Avenir Next"/>
-          <w:color w:val="1A1A1A"/>
-          <w:sz w:val="21"/>
-          <w:szCs w:val="21"/>
           <w:u w:val="single"/>
         </w:rPr>
         <w:t xml:space="preserve">                </w:t>
@@ -3081,6 +3100,7 @@
     </w:p>
     <w:p>
       <w:pPr>
+        <w:pStyle w:val="Heading2"/>
         <w:keepNext/>
         <w:pBdr>
           <w:bottom w:val="single" w:sz="8" w:space="3" w:color="003A70"/>
@@ -3096,7 +3116,7 @@
           <w:b/>
           <w:color w:val="003A70"/>
           <w:spacing w:val="14"/>
-          <w:sz w:val="19"/>
+          <w:sz w:val="22"/>
           <w:szCs w:val="19"/>
         </w:rPr>
         <w:t xml:space="preserve">YOUR TURN</w:t>
@@ -3115,7 +3135,7 @@
           <w:rFonts w:ascii="Avenir Next" w:hAnsi="Avenir Next" w:cs="Avenir Next" w:eastAsia="Avenir Next"/>
           <w:i/>
           <w:color w:val="5A5F66"/>
-          <w:sz w:val="17"/>
+          <w:sz w:val="22"/>
           <w:szCs w:val="17"/>
         </w:rPr>
         <w:t xml:space="preserve">use the steps on your own</w:t>
@@ -3165,7 +3185,7 @@
               <w:tabs>
                 <w:tab w:val="left" w:pos="432"/>
               </w:tabs>
-              <w:spacing w:before="90" w:after="40" w:line="268" w:lineRule="auto"/>
+              <w:spacing w:before="90" w:after="40" w:line="254" w:lineRule="auto"/>
               <w:ind w:left="432" w:hanging="432"/>
             </w:pPr>
             <w:r>
@@ -3238,7 +3258,7 @@
                     <w:tabs>
                       <w:tab w:val="left" w:pos="340"/>
                     </w:tabs>
-                    <w:spacing w:before="0" w:after="0" w:line="276" w:lineRule="auto"/>
+                    <w:spacing w:before="0" w:after="0" w:line="258" w:lineRule="auto"/>
                     <w:ind w:left="340" w:hanging="340"/>
                   </w:pPr>
                   <w:r>
@@ -3296,7 +3316,7 @@
                       <w:szCs w:val="22"/>
                       <w:u w:val="single"/>
                     </w:rPr>
-                    <w:t xml:space="preserve">        </w:t>
+                    <w:t xml:space="preserve">            </w:t>
                   </w:r>
                 </w:p>
               </w:tc>
@@ -3310,7 +3330,7 @@
                     <w:tabs>
                       <w:tab w:val="left" w:pos="340"/>
                     </w:tabs>
-                    <w:spacing w:before="0" w:after="0" w:line="276" w:lineRule="auto"/>
+                    <w:spacing w:before="0" w:after="0" w:line="258" w:lineRule="auto"/>
                     <w:ind w:left="340" w:hanging="340"/>
                   </w:pPr>
                   <w:r>
@@ -3368,7 +3388,7 @@
                       <w:szCs w:val="22"/>
                       <w:u w:val="single"/>
                     </w:rPr>
-                    <w:t xml:space="preserve">        </w:t>
+                    <w:t xml:space="preserve">            </w:t>
                   </w:r>
                 </w:p>
               </w:tc>
@@ -3388,7 +3408,7 @@
                     <w:tabs>
                       <w:tab w:val="left" w:pos="340"/>
                     </w:tabs>
-                    <w:spacing w:before="0" w:after="0" w:line="276" w:lineRule="auto"/>
+                    <w:spacing w:before="0" w:after="0" w:line="258" w:lineRule="auto"/>
                     <w:ind w:left="340" w:hanging="340"/>
                   </w:pPr>
                   <w:r>
@@ -3446,7 +3466,7 @@
                       <w:szCs w:val="22"/>
                       <w:u w:val="single"/>
                     </w:rPr>
-                    <w:t xml:space="preserve">        </w:t>
+                    <w:t xml:space="preserve">            </w:t>
                   </w:r>
                 </w:p>
               </w:tc>
@@ -3460,7 +3480,7 @@
                     <w:tabs>
                       <w:tab w:val="left" w:pos="340"/>
                     </w:tabs>
-                    <w:spacing w:before="0" w:after="0" w:line="276" w:lineRule="auto"/>
+                    <w:spacing w:before="0" w:after="0" w:line="258" w:lineRule="auto"/>
                     <w:ind w:left="340" w:hanging="340"/>
                   </w:pPr>
                   <w:r>
@@ -3518,7 +3538,7 @@
                       <w:szCs w:val="22"/>
                       <w:u w:val="single"/>
                     </w:rPr>
-                    <w:t xml:space="preserve">        </w:t>
+                    <w:t xml:space="preserve">            </w:t>
                   </w:r>
                 </w:p>
               </w:tc>
@@ -3539,6 +3559,7 @@
     </w:p>
     <w:p>
       <w:pPr>
+        <w:pStyle w:val="Heading2"/>
         <w:keepNext/>
         <w:pBdr>
           <w:bottom w:val="single" w:sz="8" w:space="3" w:color="003A70"/>
@@ -3554,7 +3575,7 @@
           <w:b/>
           <w:color w:val="003A70"/>
           <w:spacing w:val="14"/>
-          <w:sz w:val="19"/>
+          <w:sz w:val="22"/>
           <w:szCs w:val="19"/>
         </w:rPr>
         <w:t xml:space="preserve">READY CHECK</w:t>
@@ -3573,7 +3594,7 @@
           <w:rFonts w:ascii="Avenir Next" w:hAnsi="Avenir Next" w:cs="Avenir Next" w:eastAsia="Avenir Next"/>
           <w:i/>
           <w:color w:val="5A5F66"/>
-          <w:sz w:val="17"/>
+          <w:sz w:val="22"/>
           <w:szCs w:val="17"/>
         </w:rPr>
         <w:t xml:space="preserve">a problem like the one in today’s lesson</w:t>
@@ -3623,7 +3644,7 @@
               <w:tabs>
                 <w:tab w:val="left" w:pos="432"/>
               </w:tabs>
-              <w:spacing w:before="90" w:after="40" w:line="268" w:lineRule="auto"/>
+              <w:spacing w:before="90" w:after="40" w:line="254" w:lineRule="auto"/>
               <w:ind w:left="432" w:hanging="432"/>
             </w:pPr>
             <w:r>
@@ -3716,7 +3737,7 @@
                     <w:tabs>
                       <w:tab w:val="left" w:pos="340"/>
                     </w:tabs>
-                    <w:spacing w:before="0" w:after="0" w:line="264" w:lineRule="auto"/>
+                    <w:spacing w:before="0" w:after="0" w:line="252" w:lineRule="auto"/>
                     <w:ind w:left="340" w:hanging="340"/>
                   </w:pPr>
                   <w:r>
@@ -3724,35 +3745,35 @@
                       <w:rFonts w:ascii="Avenir Next" w:hAnsi="Avenir Next" w:cs="Avenir Next" w:eastAsia="Avenir Next"/>
                       <w:b/>
                       <w:color w:val="003A70"/>
+                      <w:sz w:val="22"/>
+                      <w:szCs w:val="21"/>
+                    </w:rPr>
+                    <w:t xml:space="preserve">A</w:t>
+                  </w:r>
+                  <w:r>
+                    <w:rPr>
+                      <w:rFonts w:ascii="Avenir Next" w:hAnsi="Avenir Next" w:cs="Avenir Next" w:eastAsia="Avenir Next"/>
+                      <w:color w:val="1A1A1A"/>
                       <w:sz w:val="21"/>
                       <w:szCs w:val="21"/>
                     </w:rPr>
-                    <w:t xml:space="preserve">A</w:t>
-                  </w:r>
-                  <w:r>
-                    <w:rPr>
-                      <w:rFonts w:ascii="Avenir Next" w:hAnsi="Avenir Next" w:cs="Avenir Next" w:eastAsia="Avenir Next"/>
-                      <w:color w:val="1A1A1A"/>
-                      <w:sz w:val="21"/>
+                    <w:tab/>
+                  </w:r>
+                  <w:r>
+                    <w:rPr>
+                      <w:rFonts w:ascii="Avenir Next" w:hAnsi="Avenir Next" w:cs="Avenir Next" w:eastAsia="Avenir Next"/>
+                      <w:i/>
+                      <w:color w:val="1A1A1A"/>
+                      <w:sz w:val="22"/>
                       <w:szCs w:val="21"/>
                     </w:rPr>
-                    <w:tab/>
-                  </w:r>
-                  <w:r>
-                    <w:rPr>
-                      <w:rFonts w:ascii="Avenir Next" w:hAnsi="Avenir Next" w:cs="Avenir Next" w:eastAsia="Avenir Next"/>
-                      <w:i/>
-                      <w:color w:val="1A1A1A"/>
-                      <w:sz w:val="21"/>
-                      <w:szCs w:val="21"/>
-                    </w:rPr>
                     <w:t xml:space="preserve">s</w:t>
                   </w:r>
                   <w:r>
                     <w:rPr>
                       <w:rFonts w:ascii="Avenir Next" w:hAnsi="Avenir Next" w:cs="Avenir Next" w:eastAsia="Avenir Next"/>
                       <w:color w:val="1A1A1A"/>
-                      <w:sz w:val="21"/>
+                      <w:sz w:val="22"/>
                       <w:szCs w:val="21"/>
                     </w:rPr>
                     <w:t xml:space="preserve"> + 30 = 95</w:t>
@@ -3769,7 +3790,7 @@
                     <w:tabs>
                       <w:tab w:val="left" w:pos="340"/>
                     </w:tabs>
-                    <w:spacing w:before="0" w:after="0" w:line="264" w:lineRule="auto"/>
+                    <w:spacing w:before="0" w:after="0" w:line="252" w:lineRule="auto"/>
                     <w:ind w:left="340" w:hanging="340"/>
                   </w:pPr>
                   <w:r>
@@ -3777,35 +3798,35 @@
                       <w:rFonts w:ascii="Avenir Next" w:hAnsi="Avenir Next" w:cs="Avenir Next" w:eastAsia="Avenir Next"/>
                       <w:b/>
                       <w:color w:val="003A70"/>
+                      <w:sz w:val="22"/>
+                      <w:szCs w:val="21"/>
+                    </w:rPr>
+                    <w:t xml:space="preserve">B</w:t>
+                  </w:r>
+                  <w:r>
+                    <w:rPr>
+                      <w:rFonts w:ascii="Avenir Next" w:hAnsi="Avenir Next" w:cs="Avenir Next" w:eastAsia="Avenir Next"/>
+                      <w:color w:val="1A1A1A"/>
                       <w:sz w:val="21"/>
                       <w:szCs w:val="21"/>
                     </w:rPr>
-                    <w:t xml:space="preserve">B</w:t>
-                  </w:r>
-                  <w:r>
-                    <w:rPr>
-                      <w:rFonts w:ascii="Avenir Next" w:hAnsi="Avenir Next" w:cs="Avenir Next" w:eastAsia="Avenir Next"/>
-                      <w:color w:val="1A1A1A"/>
-                      <w:sz w:val="21"/>
+                    <w:tab/>
+                  </w:r>
+                  <w:r>
+                    <w:rPr>
+                      <w:rFonts w:ascii="Avenir Next" w:hAnsi="Avenir Next" w:cs="Avenir Next" w:eastAsia="Avenir Next"/>
+                      <w:i/>
+                      <w:color w:val="1A1A1A"/>
+                      <w:sz w:val="22"/>
                       <w:szCs w:val="21"/>
                     </w:rPr>
-                    <w:tab/>
-                  </w:r>
-                  <w:r>
-                    <w:rPr>
-                      <w:rFonts w:ascii="Avenir Next" w:hAnsi="Avenir Next" w:cs="Avenir Next" w:eastAsia="Avenir Next"/>
-                      <w:i/>
-                      <w:color w:val="1A1A1A"/>
-                      <w:sz w:val="21"/>
-                      <w:szCs w:val="21"/>
-                    </w:rPr>
                     <w:t xml:space="preserve">s</w:t>
                   </w:r>
                   <w:r>
                     <w:rPr>
                       <w:rFonts w:ascii="Avenir Next" w:hAnsi="Avenir Next" w:cs="Avenir Next" w:eastAsia="Avenir Next"/>
                       <w:color w:val="1A1A1A"/>
-                      <w:sz w:val="21"/>
+                      <w:sz w:val="22"/>
                       <w:szCs w:val="21"/>
                     </w:rPr>
                     <w:t xml:space="preserve"> − 30 = 95</w:t>
@@ -3822,7 +3843,7 @@
                     <w:tabs>
                       <w:tab w:val="left" w:pos="340"/>
                     </w:tabs>
-                    <w:spacing w:before="0" w:after="0" w:line="264" w:lineRule="auto"/>
+                    <w:spacing w:before="0" w:after="0" w:line="252" w:lineRule="auto"/>
                     <w:ind w:left="340" w:hanging="340"/>
                   </w:pPr>
                   <w:r>
@@ -3830,27 +3851,27 @@
                       <w:rFonts w:ascii="Avenir Next" w:hAnsi="Avenir Next" w:cs="Avenir Next" w:eastAsia="Avenir Next"/>
                       <w:b/>
                       <w:color w:val="003A70"/>
+                      <w:sz w:val="22"/>
+                      <w:szCs w:val="21"/>
+                    </w:rPr>
+                    <w:t xml:space="preserve">C</w:t>
+                  </w:r>
+                  <w:r>
+                    <w:rPr>
+                      <w:rFonts w:ascii="Avenir Next" w:hAnsi="Avenir Next" w:cs="Avenir Next" w:eastAsia="Avenir Next"/>
+                      <w:color w:val="1A1A1A"/>
                       <w:sz w:val="21"/>
                       <w:szCs w:val="21"/>
                     </w:rPr>
-                    <w:t xml:space="preserve">C</w:t>
-                  </w:r>
-                  <w:r>
-                    <w:rPr>
-                      <w:rFonts w:ascii="Avenir Next" w:hAnsi="Avenir Next" w:cs="Avenir Next" w:eastAsia="Avenir Next"/>
-                      <w:color w:val="1A1A1A"/>
-                      <w:sz w:val="21"/>
+                    <w:tab/>
+                  </w:r>
+                  <w:r>
+                    <w:rPr>
+                      <w:rFonts w:ascii="Avenir Next" w:hAnsi="Avenir Next" w:cs="Avenir Next" w:eastAsia="Avenir Next"/>
+                      <w:color w:val="1A1A1A"/>
+                      <w:sz w:val="22"/>
                       <w:szCs w:val="21"/>
                     </w:rPr>
-                    <w:tab/>
-                  </w:r>
-                  <w:r>
-                    <w:rPr>
-                      <w:rFonts w:ascii="Avenir Next" w:hAnsi="Avenir Next" w:cs="Avenir Next" w:eastAsia="Avenir Next"/>
-                      <w:color w:val="1A1A1A"/>
-                      <w:sz w:val="21"/>
-                      <w:szCs w:val="21"/>
-                    </w:rPr>
                     <w:t xml:space="preserve">30 + 95 = </w:t>
                   </w:r>
                   <w:r>
@@ -3858,7 +3879,7 @@
                       <w:rFonts w:ascii="Avenir Next" w:hAnsi="Avenir Next" w:cs="Avenir Next" w:eastAsia="Avenir Next"/>
                       <w:i/>
                       <w:color w:val="1A1A1A"/>
-                      <w:sz w:val="21"/>
+                      <w:sz w:val="22"/>
                       <w:szCs w:val="21"/>
                     </w:rPr>
                     <w:t xml:space="preserve">s</w:t>
@@ -3875,7 +3896,7 @@
                     <w:tabs>
                       <w:tab w:val="left" w:pos="340"/>
                     </w:tabs>
-                    <w:spacing w:before="0" w:after="0" w:line="264" w:lineRule="auto"/>
+                    <w:spacing w:before="0" w:after="0" w:line="252" w:lineRule="auto"/>
                     <w:ind w:left="340" w:hanging="340"/>
                   </w:pPr>
                   <w:r>
@@ -3883,35 +3904,35 @@
                       <w:rFonts w:ascii="Avenir Next" w:hAnsi="Avenir Next" w:cs="Avenir Next" w:eastAsia="Avenir Next"/>
                       <w:b/>
                       <w:color w:val="003A70"/>
+                      <w:sz w:val="22"/>
+                      <w:szCs w:val="21"/>
+                    </w:rPr>
+                    <w:t xml:space="preserve">D</w:t>
+                  </w:r>
+                  <w:r>
+                    <w:rPr>
+                      <w:rFonts w:ascii="Avenir Next" w:hAnsi="Avenir Next" w:cs="Avenir Next" w:eastAsia="Avenir Next"/>
+                      <w:color w:val="1A1A1A"/>
                       <w:sz w:val="21"/>
                       <w:szCs w:val="21"/>
                     </w:rPr>
-                    <w:t xml:space="preserve">D</w:t>
-                  </w:r>
-                  <w:r>
-                    <w:rPr>
-                      <w:rFonts w:ascii="Avenir Next" w:hAnsi="Avenir Next" w:cs="Avenir Next" w:eastAsia="Avenir Next"/>
-                      <w:color w:val="1A1A1A"/>
-                      <w:sz w:val="21"/>
+                    <w:tab/>
+                  </w:r>
+                  <w:r>
+                    <w:rPr>
+                      <w:rFonts w:ascii="Avenir Next" w:hAnsi="Avenir Next" w:cs="Avenir Next" w:eastAsia="Avenir Next"/>
+                      <w:i/>
+                      <w:color w:val="1A1A1A"/>
+                      <w:sz w:val="22"/>
                       <w:szCs w:val="21"/>
                     </w:rPr>
-                    <w:tab/>
-                  </w:r>
-                  <w:r>
-                    <w:rPr>
-                      <w:rFonts w:ascii="Avenir Next" w:hAnsi="Avenir Next" w:cs="Avenir Next" w:eastAsia="Avenir Next"/>
-                      <w:i/>
-                      <w:color w:val="1A1A1A"/>
-                      <w:sz w:val="21"/>
-                      <w:szCs w:val="21"/>
-                    </w:rPr>
                     <w:t xml:space="preserve">s</w:t>
                   </w:r>
                   <w:r>
                     <w:rPr>
                       <w:rFonts w:ascii="Avenir Next" w:hAnsi="Avenir Next" w:cs="Avenir Next" w:eastAsia="Avenir Next"/>
                       <w:color w:val="1A1A1A"/>
-                      <w:sz w:val="21"/>
+                      <w:sz w:val="22"/>
                       <w:szCs w:val="21"/>
                     </w:rPr>
                     <w:t xml:space="preserve"> = 30 − 95</w:t>
@@ -3960,19 +3981,42 @@
         <w:tblLook w:val="0000" w:firstRow="0" w:lastRow="0" w:firstColumn="0" w:lastColumn="0" w:noHBand="1" w:noVBand="1"/>
       </w:tblPr>
       <w:tblGrid>
-        <w:gridCol w:w="2000"/>
-        <w:gridCol w:w="2300"/>
-        <w:gridCol w:w="2100"/>
-        <w:gridCol w:w="3104"/>
+        <w:gridCol w:w="1750"/>
+        <w:gridCol w:w="2500"/>
+        <w:gridCol w:w="2200"/>
+        <w:gridCol w:w="3054"/>
       </w:tblGrid>
       <w:tr>
         <w:trPr>
           <w:cantSplit/>
-          <w:trHeight w:val="320" w:hRule="atLeast"/>
+          <w:trHeight w:val="300" w:hRule="atLeast"/>
         </w:trPr>
         <w:tc>
           <w:tcPr>
-            <w:tcW w:w="2000" w:type="dxa"/>
+            <w:tcW w:w="1750" w:type="dxa"/>
+            <w:vAlign w:val="center"/>
+          </w:tcPr>
+          <w:p>
+            <w:pPr>
+              <w:pStyle w:val="Heading2"/>
+              <w:spacing w:before="0" w:after="0" w:line="240" w:lineRule="auto"/>
+            </w:pPr>
+            <w:r>
+              <w:rPr>
+                <w:rFonts w:ascii="Avenir Next" w:hAnsi="Avenir Next" w:cs="Avenir Next" w:eastAsia="Avenir Next"/>
+                <w:b/>
+                <w:color w:val="003A70"/>
+                <w:spacing w:val="12"/>
+                <w:sz w:val="15"/>
+                <w:szCs w:val="15"/>
+              </w:rPr>
+              <w:t xml:space="preserve">CHECK YOURSELF</w:t>
+            </w:r>
+          </w:p>
+        </w:tc>
+        <w:tc>
+          <w:tcPr>
+            <w:tcW w:w="2500" w:type="dxa"/>
             <w:vAlign w:val="center"/>
           </w:tcPr>
           <w:p>
@@ -3981,20 +4025,27 @@
             </w:pPr>
             <w:r>
               <w:rPr>
-                <w:rFonts w:ascii="Avenir Next" w:hAnsi="Avenir Next" w:cs="Avenir Next" w:eastAsia="Avenir Next"/>
-                <w:b/>
-                <w:color w:val="003A70"/>
-                <w:spacing w:val="12"/>
-                <w:sz w:val="15"/>
-                <w:szCs w:val="15"/>
-              </w:rPr>
-              <w:t xml:space="preserve">CHECK YOURSELF</w:t>
+                <w:rFonts w:ascii="Arial" w:hAnsi="Arial" w:cs="Arial" w:eastAsia="Arial"/>
+                <w:color w:val="1A1A1A"/>
+                <w:sz w:val="20"/>
+                <w:szCs w:val="20"/>
+              </w:rPr>
+              <w:t xml:space="preserve">□</w:t>
+            </w:r>
+            <w:r>
+              <w:rPr>
+                <w:rFonts w:ascii="Avenir Next" w:hAnsi="Avenir Next" w:cs="Avenir Next" w:eastAsia="Avenir Next"/>
+                <w:color w:val="1A1A1A"/>
+                <w:sz w:val="17"/>
+                <w:szCs w:val="17"/>
+              </w:rPr>
+              <w:t xml:space="preserve">  I can do this on my own</w:t>
             </w:r>
           </w:p>
         </w:tc>
         <w:tc>
           <w:tcPr>
-            <w:tcW w:w="2300" w:type="dxa"/>
+            <w:tcW w:w="2200" w:type="dxa"/>
             <w:vAlign w:val="center"/>
           </w:tcPr>
           <w:p>
@@ -4005,8 +4056,8 @@
               <w:rPr>
                 <w:rFonts w:ascii="Arial" w:hAnsi="Arial" w:cs="Arial" w:eastAsia="Arial"/>
                 <w:color w:val="1A1A1A"/>
-                <w:sz w:val="24"/>
-                <w:szCs w:val="24"/>
+                <w:sz w:val="20"/>
+                <w:szCs w:val="20"/>
               </w:rPr>
               <w:t xml:space="preserve">□</w:t>
             </w:r>
@@ -4017,13 +4068,13 @@
                 <w:sz w:val="17"/>
                 <w:szCs w:val="17"/>
               </w:rPr>
-              <w:t xml:space="preserve">  I can do this on my own</w:t>
+              <w:t xml:space="preserve">  I need a little help</w:t>
             </w:r>
           </w:p>
         </w:tc>
         <w:tc>
           <w:tcPr>
-            <w:tcW w:w="2100" w:type="dxa"/>
+            <w:tcW w:w="3054" w:type="dxa"/>
             <w:vAlign w:val="center"/>
           </w:tcPr>
           <w:p>
@@ -4034,37 +4085,8 @@
               <w:rPr>
                 <w:rFonts w:ascii="Arial" w:hAnsi="Arial" w:cs="Arial" w:eastAsia="Arial"/>
                 <w:color w:val="1A1A1A"/>
-                <w:sz w:val="24"/>
-                <w:szCs w:val="24"/>
-              </w:rPr>
-              <w:t xml:space="preserve">□</w:t>
-            </w:r>
-            <w:r>
-              <w:rPr>
-                <w:rFonts w:ascii="Avenir Next" w:hAnsi="Avenir Next" w:cs="Avenir Next" w:eastAsia="Avenir Next"/>
-                <w:color w:val="1A1A1A"/>
-                <w:sz w:val="17"/>
-                <w:szCs w:val="17"/>
-              </w:rPr>
-              <w:t xml:space="preserve">  I need a little help</w:t>
-            </w:r>
-          </w:p>
-        </w:tc>
-        <w:tc>
-          <w:tcPr>
-            <w:tcW w:w="3104" w:type="dxa"/>
-            <w:vAlign w:val="center"/>
-          </w:tcPr>
-          <w:p>
-            <w:pPr>
-              <w:spacing w:before="0" w:after="0" w:line="240" w:lineRule="auto"/>
-            </w:pPr>
-            <w:r>
-              <w:rPr>
-                <w:rFonts w:ascii="Arial" w:hAnsi="Arial" w:cs="Arial" w:eastAsia="Arial"/>
-                <w:color w:val="1A1A1A"/>
-                <w:sz w:val="24"/>
-                <w:szCs w:val="24"/>
+                <w:sz w:val="20"/>
+                <w:szCs w:val="20"/>
               </w:rPr>
               <w:t xml:space="preserve">□</w:t>
             </w:r>
@@ -4099,7 +4121,7 @@
     <w:sectPr>
       <w:footerReference w:type="default" r:id="rIdFooter1"/>
       <w:pgSz w:w="12240" w:h="15840"/>
-      <w:pgMar w:top="893" w:right="1224" w:bottom="835" w:left="1512" w:header="432" w:footer="432" w:gutter="0"/>
+      <w:pgMar w:top="780" w:right="1224" w:bottom="760" w:left="1512" w:header="432" w:footer="432" w:gutter="0"/>
       <w:cols w:space="720"/>
     </w:sectPr>
   </w:body>
@@ -4179,7 +4201,106 @@
               <w:sz w:val="15"/>
               <w:szCs w:val="15"/>
             </w:rPr>
-            <w:t xml:space="preserve">Lesson 8-2  ·  Session 1  ·  Prerequisite Practice B</w:t>
+            <w:t xml:space="preserve">8-2 · Page </w:t>
+          </w:r>
+          <w:r>
+            <w:rPr>
+              <w:rFonts w:ascii="Avenir Next" w:hAnsi="Avenir Next" w:cs="Avenir Next" w:eastAsia="Avenir Next"/>
+              <w:color w:val="5A5F66"/>
+              <w:sz w:val="15"/>
+              <w:szCs w:val="15"/>
+            </w:rPr>
+            <w:fldChar w:fldCharType="begin"/>
+          </w:r>
+          <w:r>
+            <w:rPr>
+              <w:rFonts w:ascii="Avenir Next" w:hAnsi="Avenir Next" w:cs="Avenir Next" w:eastAsia="Avenir Next"/>
+              <w:color w:val="5A5F66"/>
+              <w:sz w:val="15"/>
+              <w:szCs w:val="15"/>
+            </w:rPr>
+            <w:instrText xml:space="preserve"> PAGE </w:instrText>
+          </w:r>
+          <w:r>
+            <w:rPr>
+              <w:rFonts w:ascii="Avenir Next" w:hAnsi="Avenir Next" w:cs="Avenir Next" w:eastAsia="Avenir Next"/>
+              <w:color w:val="5A5F66"/>
+              <w:sz w:val="15"/>
+              <w:szCs w:val="15"/>
+            </w:rPr>
+            <w:fldChar w:fldCharType="separate"/>
+          </w:r>
+          <w:r>
+            <w:rPr>
+              <w:rFonts w:ascii="Avenir Next" w:hAnsi="Avenir Next" w:cs="Avenir Next" w:eastAsia="Avenir Next"/>
+              <w:color w:val="5A5F66"/>
+              <w:sz w:val="15"/>
+              <w:szCs w:val="15"/>
+            </w:rPr>
+            <w:t xml:space="preserve">1</w:t>
+          </w:r>
+          <w:r>
+            <w:rPr>
+              <w:rFonts w:ascii="Avenir Next" w:hAnsi="Avenir Next" w:cs="Avenir Next" w:eastAsia="Avenir Next"/>
+              <w:color w:val="5A5F66"/>
+              <w:sz w:val="15"/>
+              <w:szCs w:val="15"/>
+            </w:rPr>
+            <w:fldChar w:fldCharType="end"/>
+          </w:r>
+          <w:r>
+            <w:rPr>
+              <w:rFonts w:ascii="Avenir Next" w:hAnsi="Avenir Next" w:cs="Avenir Next" w:eastAsia="Avenir Next"/>
+              <w:color w:val="5A5F66"/>
+              <w:sz w:val="15"/>
+              <w:szCs w:val="15"/>
+            </w:rPr>
+            <w:t xml:space="preserve"> of </w:t>
+          </w:r>
+          <w:r>
+            <w:rPr>
+              <w:rFonts w:ascii="Avenir Next" w:hAnsi="Avenir Next" w:cs="Avenir Next" w:eastAsia="Avenir Next"/>
+              <w:color w:val="5A5F66"/>
+              <w:sz w:val="15"/>
+              <w:szCs w:val="15"/>
+            </w:rPr>
+            <w:fldChar w:fldCharType="begin"/>
+          </w:r>
+          <w:r>
+            <w:rPr>
+              <w:rFonts w:ascii="Avenir Next" w:hAnsi="Avenir Next" w:cs="Avenir Next" w:eastAsia="Avenir Next"/>
+              <w:color w:val="5A5F66"/>
+              <w:sz w:val="15"/>
+              <w:szCs w:val="15"/>
+            </w:rPr>
+            <w:instrText xml:space="preserve"> NUMPAGES </w:instrText>
+          </w:r>
+          <w:r>
+            <w:rPr>
+              <w:rFonts w:ascii="Avenir Next" w:hAnsi="Avenir Next" w:cs="Avenir Next" w:eastAsia="Avenir Next"/>
+              <w:color w:val="5A5F66"/>
+              <w:sz w:val="15"/>
+              <w:szCs w:val="15"/>
+            </w:rPr>
+            <w:fldChar w:fldCharType="separate"/>
+          </w:r>
+          <w:r>
+            <w:rPr>
+              <w:rFonts w:ascii="Avenir Next" w:hAnsi="Avenir Next" w:cs="Avenir Next" w:eastAsia="Avenir Next"/>
+              <w:color w:val="5A5F66"/>
+              <w:sz w:val="15"/>
+              <w:szCs w:val="15"/>
+            </w:rPr>
+            <w:t xml:space="preserve">1</w:t>
+          </w:r>
+          <w:r>
+            <w:rPr>
+              <w:rFonts w:ascii="Avenir Next" w:hAnsi="Avenir Next" w:cs="Avenir Next" w:eastAsia="Avenir Next"/>
+              <w:color w:val="5A5F66"/>
+              <w:sz w:val="15"/>
+              <w:szCs w:val="15"/>
+            </w:rPr>
+            <w:fldChar w:fldCharType="end"/>
           </w:r>
         </w:p>
       </w:tc>
@@ -4222,5 +4343,23 @@
       </w:tblCellMar>
     </w:tblPr>
   </w:style>
+  <w:style w:type="paragraph" w:styleId="Heading1">
+    <w:name w:val="heading 1"/>
+    <w:basedOn w:val="Normal"/>
+    <w:pPr>
+      <w:outlineLvl w:val="0"/>
+      <w:keepNext w:val="0"/>
+      <w:keepLines w:val="0"/>
+    </w:pPr>
+  </w:style>
+  <w:style w:type="paragraph" w:styleId="Heading2">
+    <w:name w:val="heading 2"/>
+    <w:basedOn w:val="Normal"/>
+    <w:pPr>
+      <w:outlineLvl w:val="1"/>
+      <w:keepNext w:val="0"/>
+      <w:keepLines w:val="0"/>
+    </w:pPr>
+  </w:style>
 </w:styles>
 </file>